--- a/S2Map Handbook.docx
+++ b/S2Map Handbook.docx
@@ -14,21 +14,49 @@
       </w:pPr>
       <w:r>
         <w:rPr>
+          <w:b/>
+          <w:bCs/>
+          <w:sz w:val="36"/>
+          <w:szCs w:val="32"/>
+        </w:rPr>
+        <w:t>Handbook</w:t>
+      </w:r>
+      <w:r>
+        <w:rPr>
+          <w:b/>
+          <w:bCs/>
+          <w:sz w:val="36"/>
+          <w:szCs w:val="32"/>
+        </w:rPr>
+        <w:t xml:space="preserve"> v1.0</w:t>
+      </w:r>
+    </w:p>
+    <w:p>
+      <w:pPr>
+        <w:rPr>
+          <w:b/>
+          <w:bCs/>
+          <w:sz w:val="32"/>
+          <w:szCs w:val="28"/>
+        </w:rPr>
+      </w:pPr>
+      <w:r>
+        <w:rPr>
           <w:noProof/>
           <w:sz w:val="20"/>
           <w:szCs w:val="18"/>
         </w:rPr>
         <w:drawing>
-          <wp:anchor distT="0" distB="0" distL="114300" distR="114300" simplePos="0" relativeHeight="251658240" behindDoc="0" locked="0" layoutInCell="1" allowOverlap="1" wp14:anchorId="05B7AB93" wp14:editId="1DCF3806">
+          <wp:anchor distT="0" distB="0" distL="114300" distR="114300" simplePos="0" relativeHeight="251658240" behindDoc="0" locked="0" layoutInCell="1" allowOverlap="1" wp14:anchorId="05B7AB93" wp14:editId="31BB0D41">
             <wp:simplePos x="0" y="0"/>
             <wp:positionH relativeFrom="column">
-              <wp:posOffset>4602542</wp:posOffset>
+              <wp:posOffset>4528820</wp:posOffset>
             </wp:positionH>
             <wp:positionV relativeFrom="paragraph">
-              <wp:posOffset>380111</wp:posOffset>
+              <wp:posOffset>41275</wp:posOffset>
             </wp:positionV>
-            <wp:extent cx="1310640" cy="1238250"/>
-            <wp:effectExtent l="0" t="0" r="3810" b="0"/>
+            <wp:extent cx="1388110" cy="1311275"/>
+            <wp:effectExtent l="0" t="0" r="2540" b="3175"/>
             <wp:wrapSquare wrapText="bothSides"/>
             <wp:docPr id="1216711376" name="Picture 2"/>
             <wp:cNvGraphicFramePr>
@@ -59,7 +87,7 @@
                   <pic:spPr bwMode="auto">
                     <a:xfrm>
                       <a:off x="0" y="0"/>
-                      <a:ext cx="1310640" cy="1238250"/>
+                      <a:ext cx="1388110" cy="1311275"/>
                     </a:xfrm>
                     <a:prstGeom prst="rect">
                       <a:avLst/>
@@ -82,34 +110,6 @@
         <w:rPr>
           <w:b/>
           <w:bCs/>
-          <w:sz w:val="36"/>
-          <w:szCs w:val="32"/>
-        </w:rPr>
-        <w:t>Handbook</w:t>
-      </w:r>
-      <w:r>
-        <w:rPr>
-          <w:b/>
-          <w:bCs/>
-          <w:sz w:val="36"/>
-          <w:szCs w:val="32"/>
-        </w:rPr>
-        <w:t xml:space="preserve"> v1.0</w:t>
-      </w:r>
-    </w:p>
-    <w:p>
-      <w:pPr>
-        <w:rPr>
-          <w:b/>
-          <w:bCs/>
-          <w:sz w:val="32"/>
-          <w:szCs w:val="28"/>
-        </w:rPr>
-      </w:pPr>
-      <w:r>
-        <w:rPr>
-          <w:b/>
-          <w:bCs/>
           <w:sz w:val="32"/>
           <w:szCs w:val="28"/>
         </w:rPr>
@@ -133,35 +133,7 @@
           <w:sz w:val="22"/>
           <w:szCs w:val="20"/>
         </w:rPr>
-        <w:t xml:space="preserve">To enable real-world studies, please select the </w:t>
-      </w:r>
-      <w:r>
-        <w:rPr>
-          <w:sz w:val="22"/>
-          <w:szCs w:val="20"/>
-        </w:rPr>
-        <w:t>“</w:t>
-      </w:r>
-      <w:r>
-        <w:rPr>
-          <w:sz w:val="22"/>
-          <w:szCs w:val="20"/>
-        </w:rPr>
-        <w:t>Real-world studies</w:t>
-      </w:r>
-      <w:r>
-        <w:rPr>
-          <w:sz w:val="22"/>
-          <w:szCs w:val="20"/>
-        </w:rPr>
-        <w:t>”</w:t>
-      </w:r>
-      <w:r>
-        <w:rPr>
-          <w:sz w:val="22"/>
-          <w:szCs w:val="20"/>
-        </w:rPr>
-        <w:t xml:space="preserve"> section on the right sidebar.</w:t>
+        <w:t>To enable real-world studies, please select the “Real-world studies” section on the right sidebar.</w:t>
       </w:r>
     </w:p>
     <w:p>
@@ -235,10 +207,10 @@
           <w:szCs w:val="20"/>
         </w:rPr>
         <w:drawing>
-          <wp:anchor distT="0" distB="0" distL="114300" distR="114300" simplePos="0" relativeHeight="251666432" behindDoc="0" locked="0" layoutInCell="1" allowOverlap="1" wp14:anchorId="277F1B8E" wp14:editId="41D58097">
+          <wp:anchor distT="0" distB="0" distL="114300" distR="114300" simplePos="0" relativeHeight="251666432" behindDoc="0" locked="0" layoutInCell="1" allowOverlap="1" wp14:anchorId="277F1B8E" wp14:editId="0894C5C7">
             <wp:simplePos x="0" y="0"/>
             <wp:positionH relativeFrom="column">
-              <wp:posOffset>2861615</wp:posOffset>
+              <wp:posOffset>2834904</wp:posOffset>
             </wp:positionH>
             <wp:positionV relativeFrom="paragraph">
               <wp:posOffset>281305</wp:posOffset>
@@ -357,14 +329,7 @@
           <w:sz w:val="22"/>
           <w:szCs w:val="20"/>
         </w:rPr>
-        <w:t xml:space="preserve">versus  </w:t>
-      </w:r>
-      <w:r>
-        <w:rPr>
-          <w:sz w:val="22"/>
-          <w:szCs w:val="20"/>
-        </w:rPr>
-        <w:t>“</w:t>
+        <w:t>versus  “</w:t>
       </w:r>
       <w:proofErr w:type="spellStart"/>
       <w:proofErr w:type="gramEnd"/>
@@ -381,50 +346,22 @@
           <w:sz w:val="22"/>
           <w:szCs w:val="20"/>
         </w:rPr>
-        <w:t xml:space="preserve"> T Cell #</w:t>
-      </w:r>
-      <w:r>
-        <w:rPr>
-          <w:sz w:val="22"/>
-          <w:szCs w:val="20"/>
-        </w:rPr>
-        <w:t>2</w:t>
-      </w:r>
-      <w:r>
-        <w:rPr>
-          <w:sz w:val="22"/>
-          <w:szCs w:val="20"/>
-        </w:rPr>
-        <w:t>”</w:t>
-      </w:r>
-      <w:r>
-        <w:rPr>
-          <w:sz w:val="22"/>
-          <w:szCs w:val="20"/>
-        </w:rPr>
-        <w:t>.</w:t>
-      </w:r>
-    </w:p>
-    <w:p>
-      <w:pPr>
-        <w:rPr>
-          <w:sz w:val="22"/>
-          <w:szCs w:val="20"/>
-        </w:rPr>
-      </w:pPr>
-      <w:r>
-        <w:rPr>
-          <w:sz w:val="22"/>
-          <w:szCs w:val="20"/>
-        </w:rPr>
-        <w:t xml:space="preserve">Optional (The </w:t>
-      </w:r>
-      <w:r>
-        <w:rPr>
-          <w:sz w:val="22"/>
-          <w:szCs w:val="20"/>
-        </w:rPr>
-        <w:t>parameters</w:t>
+        <w:t xml:space="preserve"> T Cell #2”.</w:t>
+      </w:r>
+    </w:p>
+    <w:p>
+      <w:pPr>
+        <w:rPr>
+          <w:sz w:val="22"/>
+          <w:szCs w:val="20"/>
+        </w:rPr>
+      </w:pPr>
+      <w:r>
+        <w:rPr>
+          <w:sz w:val="22"/>
+          <w:szCs w:val="20"/>
+        </w:rPr>
+        <w:t>Optional (The parameters</w:t>
       </w:r>
       <w:r>
         <w:rPr>
@@ -458,14 +395,7 @@
           <w:sz w:val="22"/>
           <w:szCs w:val="20"/>
         </w:rPr>
-        <w:t>S</w:t>
-      </w:r>
-      <w:r>
-        <w:rPr>
-          <w:sz w:val="22"/>
-          <w:szCs w:val="20"/>
-        </w:rPr>
-        <w:t xml:space="preserve">elect </w:t>
+        <w:t xml:space="preserve">Select </w:t>
       </w:r>
       <w:r>
         <w:rPr>
@@ -479,63 +409,14 @@
           <w:sz w:val="22"/>
           <w:szCs w:val="20"/>
         </w:rPr>
-        <w:t>interpolation function</w:t>
-      </w:r>
-      <w:r>
-        <w:rPr>
-          <w:sz w:val="22"/>
-          <w:szCs w:val="20"/>
-        </w:rPr>
-        <w:t xml:space="preserve">, </w:t>
-      </w:r>
-      <w:r>
-        <w:rPr>
-          <w:sz w:val="22"/>
-          <w:szCs w:val="20"/>
-        </w:rPr>
-        <w:t xml:space="preserve">e.g., “2D gaussian” among the </w:t>
-      </w:r>
-      <w:r>
-        <w:rPr>
-          <w:sz w:val="22"/>
-          <w:szCs w:val="20"/>
-        </w:rPr>
-        <w:t>function</w:t>
-      </w:r>
-      <w:r>
-        <w:rPr>
-          <w:sz w:val="22"/>
-          <w:szCs w:val="20"/>
-        </w:rPr>
-        <w:t>s</w:t>
-      </w:r>
-      <w:r>
-        <w:rPr>
-          <w:sz w:val="22"/>
-          <w:szCs w:val="20"/>
-        </w:rPr>
-        <w:t xml:space="preserve"> </w:t>
-      </w:r>
-      <w:r>
-        <w:rPr>
-          <w:sz w:val="22"/>
-          <w:szCs w:val="20"/>
-        </w:rPr>
-        <w:t>“</w:t>
-      </w:r>
-      <w:r>
-        <w:rPr>
-          <w:sz w:val="22"/>
-          <w:szCs w:val="20"/>
-        </w:rPr>
-        <w:t>gaussian</w:t>
-      </w:r>
-      <w:r>
-        <w:rPr>
-          <w:sz w:val="22"/>
-          <w:szCs w:val="20"/>
-        </w:rPr>
-        <w:t>”</w:t>
+        <w:t xml:space="preserve">interpolation function, </w:t>
+      </w:r>
+      <w:r>
+        <w:rPr>
+          <w:sz w:val="22"/>
+          <w:szCs w:val="20"/>
+        </w:rPr>
+        <w:t>e.g., “2D gaussian” among the functions “gaussian”</w:t>
       </w:r>
       <w:r>
         <w:rPr>
@@ -658,14 +539,7 @@
           <w:sz w:val="22"/>
           <w:szCs w:val="20"/>
         </w:rPr>
-        <w:t xml:space="preserve">, </w:t>
-      </w:r>
-      <w:r>
-        <w:rPr>
-          <w:sz w:val="22"/>
-          <w:szCs w:val="20"/>
-        </w:rPr>
-        <w:t>multiquadric</w:t>
+        <w:t>, multiquadric</w:t>
       </w:r>
       <w:r>
         <w:rPr>
@@ -1146,42 +1020,7 @@
           <w:sz w:val="22"/>
           <w:szCs w:val="20"/>
         </w:rPr>
-        <w:t xml:space="preserve">. </w:t>
-      </w:r>
-      <w:r>
-        <w:rPr>
-          <w:sz w:val="22"/>
-          <w:szCs w:val="20"/>
-        </w:rPr>
-        <w:t>The</w:t>
-      </w:r>
-      <w:r>
-        <w:rPr>
-          <w:sz w:val="22"/>
-          <w:szCs w:val="20"/>
-        </w:rPr>
-        <w:t xml:space="preserve"> </w:t>
-      </w:r>
-      <w:r>
-        <w:rPr>
-          <w:sz w:val="22"/>
-          <w:szCs w:val="20"/>
-        </w:rPr>
-        <w:t>r</w:t>
-      </w:r>
-      <w:r>
-        <w:rPr>
-          <w:sz w:val="22"/>
-          <w:szCs w:val="20"/>
-        </w:rPr>
-        <w:t xml:space="preserve"> represents radius. The epsilon is an a</w:t>
-      </w:r>
-      <w:r>
-        <w:rPr>
-          <w:sz w:val="22"/>
-          <w:szCs w:val="20"/>
-        </w:rPr>
-        <w:t xml:space="preserve">djustable constant for gaussian or </w:t>
+        <w:t xml:space="preserve">. The r represents radius. The epsilon is an adjustable constant for gaussian or </w:t>
       </w:r>
       <w:proofErr w:type="spellStart"/>
       <w:r>
@@ -1224,21 +1063,7 @@
           <w:sz w:val="22"/>
           <w:szCs w:val="20"/>
         </w:rPr>
-        <w:t xml:space="preserve">Specify the number of hotspot nodes based on their signal </w:t>
-      </w:r>
-      <w:r>
-        <w:rPr>
-          <w:sz w:val="22"/>
-          <w:szCs w:val="20"/>
-        </w:rPr>
-        <w:t>level from high to low</w:t>
-      </w:r>
-      <w:r>
-        <w:rPr>
-          <w:sz w:val="22"/>
-          <w:szCs w:val="20"/>
-        </w:rPr>
-        <w:t xml:space="preserve">. The signal velocity layer's flow potential, indicated by arrows, will start </w:t>
+        <w:t xml:space="preserve">Specify the number of hotspot nodes based on their signal level from high to low. The signal velocity layer's flow potential, indicated by arrows, will start </w:t>
       </w:r>
       <w:proofErr w:type="gramStart"/>
       <w:r>
@@ -1370,14 +1195,7 @@
           <w:sz w:val="22"/>
           <w:szCs w:val="20"/>
         </w:rPr>
-        <w:t xml:space="preserve">Toggle </w:t>
-      </w:r>
-      <w:r>
-        <w:rPr>
-          <w:sz w:val="22"/>
-          <w:szCs w:val="20"/>
-        </w:rPr>
-        <w:t>signal interpolated heatmap’s contour lines</w:t>
+        <w:t>Toggle signal interpolated heatmap’s contour lines</w:t>
       </w:r>
       <w:r>
         <w:rPr>
@@ -1426,14 +1244,7 @@
           <w:sz w:val="22"/>
           <w:szCs w:val="20"/>
         </w:rPr>
-        <w:t xml:space="preserve"> </w:t>
-      </w:r>
-      <w:r>
-        <w:rPr>
-          <w:sz w:val="22"/>
-          <w:szCs w:val="20"/>
-        </w:rPr>
-        <w:t>Set the cutoff for cumulative signal contours with a number.</w:t>
+        <w:t xml:space="preserve"> Set the cutoff for cumulative signal contours with a number.</w:t>
       </w:r>
     </w:p>
     <w:p>
@@ -1487,7 +1298,7 @@
         </w:rPr>
         <w:lastRenderedPageBreak/>
         <w:drawing>
-          <wp:anchor distT="0" distB="0" distL="114300" distR="114300" simplePos="0" relativeHeight="251662336" behindDoc="0" locked="0" layoutInCell="1" allowOverlap="1" wp14:anchorId="539006AC" wp14:editId="6C186250">
+          <wp:anchor distT="0" distB="0" distL="114300" distR="114300" simplePos="0" relativeHeight="251662336" behindDoc="0" locked="0" layoutInCell="1" allowOverlap="1" wp14:anchorId="539006AC" wp14:editId="5BB0E75E">
             <wp:simplePos x="0" y="0"/>
             <wp:positionH relativeFrom="column">
               <wp:posOffset>3251530</wp:posOffset>
@@ -1566,21 +1377,7 @@
           <w:sz w:val="22"/>
           <w:szCs w:val="20"/>
         </w:rPr>
-        <w:t xml:space="preserve">Optional (The parameters in generating the </w:t>
-      </w:r>
-      <w:r>
-        <w:rPr>
-          <w:sz w:val="22"/>
-          <w:szCs w:val="20"/>
-        </w:rPr>
-        <w:t>figure</w:t>
-      </w:r>
-      <w:r>
-        <w:rPr>
-          <w:sz w:val="22"/>
-          <w:szCs w:val="20"/>
-        </w:rPr>
-        <w:t>):</w:t>
+        <w:t>Optional (The parameters in generating the figure):</w:t>
       </w:r>
     </w:p>
     <w:p>
@@ -1636,21 +1433,7 @@
           <w:sz w:val="22"/>
           <w:szCs w:val="20"/>
         </w:rPr>
-        <w:t xml:space="preserve">Enter linewidth and frame linewidth for the figure. The default </w:t>
-      </w:r>
-      <w:r>
-        <w:rPr>
-          <w:sz w:val="22"/>
-          <w:szCs w:val="20"/>
-        </w:rPr>
-        <w:t xml:space="preserve">value </w:t>
-      </w:r>
-      <w:r>
-        <w:rPr>
-          <w:sz w:val="22"/>
-          <w:szCs w:val="20"/>
-        </w:rPr>
-        <w:t>is 10.</w:t>
+        <w:t>Enter linewidth and frame linewidth for the figure. The default value is 10.</w:t>
       </w:r>
     </w:p>
     <w:p>
@@ -1743,7 +1526,7 @@
           <w:szCs w:val="18"/>
         </w:rPr>
         <w:drawing>
-          <wp:anchor distT="0" distB="0" distL="114300" distR="114300" simplePos="0" relativeHeight="251663360" behindDoc="0" locked="0" layoutInCell="1" allowOverlap="1" wp14:anchorId="466EB3C1" wp14:editId="17287ED0">
+          <wp:anchor distT="0" distB="0" distL="114300" distR="114300" simplePos="0" relativeHeight="251663360" behindDoc="0" locked="0" layoutInCell="1" allowOverlap="1" wp14:anchorId="466EB3C1" wp14:editId="23B46C71">
             <wp:simplePos x="0" y="0"/>
             <wp:positionH relativeFrom="column">
               <wp:posOffset>4825695</wp:posOffset>
@@ -1950,21 +1733,7 @@
           <w:sz w:val="22"/>
           <w:szCs w:val="20"/>
         </w:rPr>
-        <w:t>The SII and SCI plot will be automatically generated after clicking on the “</w:t>
-      </w:r>
-      <w:r>
-        <w:rPr>
-          <w:sz w:val="22"/>
-          <w:szCs w:val="20"/>
-        </w:rPr>
-        <w:t>Generate and compare!</w:t>
-      </w:r>
-      <w:r>
-        <w:rPr>
-          <w:sz w:val="22"/>
-          <w:szCs w:val="20"/>
-        </w:rPr>
-        <w:t xml:space="preserve">” button. The line in different colors represents the selected cells for comparison, </w:t>
+        <w:t xml:space="preserve">The SII and SCI plot will be automatically generated after clicking on the “Generate and compare!” button. The line in different colors represents the selected cells for comparison, </w:t>
       </w:r>
       <w:proofErr w:type="spellStart"/>
       <w:r>
@@ -1972,21 +1741,7 @@
           <w:sz w:val="22"/>
           <w:szCs w:val="20"/>
         </w:rPr>
-        <w:t>e</w:t>
-      </w:r>
-      <w:r>
-        <w:rPr>
-          <w:sz w:val="22"/>
-          <w:szCs w:val="20"/>
-        </w:rPr>
-        <w:t>.</w:t>
-      </w:r>
-      <w:r>
-        <w:rPr>
-          <w:sz w:val="22"/>
-          <w:szCs w:val="20"/>
-        </w:rPr>
-        <w:t>g</w:t>
+        <w:t>e.g</w:t>
       </w:r>
       <w:proofErr w:type="spellEnd"/>
       <w:r>
@@ -2035,35 +1790,14 @@
           <w:sz w:val="22"/>
           <w:szCs w:val="20"/>
         </w:rPr>
-        <w:t xml:space="preserve"> T Cell </w:t>
-      </w:r>
-      <w:r>
-        <w:rPr>
-          <w:sz w:val="22"/>
-          <w:szCs w:val="20"/>
-        </w:rPr>
-        <w:t xml:space="preserve">#2”. A table will provide the values of SII and SCI results. </w:t>
+        <w:t xml:space="preserve"> T Cell #2”. A table will provide the values of SII and SCI results. </w:t>
       </w:r>
       <w:r>
         <w:rPr>
           <w:rFonts w:eastAsia="DengXian"/>
           <w:sz w:val="22"/>
         </w:rPr>
-        <w:t>Click on the</w:t>
-      </w:r>
-      <w:r>
-        <w:rPr>
-          <w:rFonts w:eastAsia="DengXian"/>
-          <w:sz w:val="22"/>
-        </w:rPr>
-        <w:t xml:space="preserve"> downloadable link</w:t>
-      </w:r>
-      <w:r>
-        <w:rPr>
-          <w:rFonts w:eastAsia="DengXian"/>
-          <w:sz w:val="22"/>
-        </w:rPr>
-        <w:t xml:space="preserve"> “Download txt file for SII and SCI metrics”</w:t>
+        <w:t>Click on the downloadable link “Download txt file for SII and SCI metrics”</w:t>
       </w:r>
     </w:p>
     <w:p>
@@ -2146,13 +1880,13 @@
         </w:rPr>
         <w:lastRenderedPageBreak/>
         <w:drawing>
-          <wp:anchor distT="0" distB="0" distL="114300" distR="114300" simplePos="0" relativeHeight="251667456" behindDoc="0" locked="0" layoutInCell="1" allowOverlap="1" wp14:anchorId="2EC10A9C" wp14:editId="53722A37">
+          <wp:anchor distT="0" distB="0" distL="114300" distR="114300" simplePos="0" relativeHeight="251667456" behindDoc="0" locked="0" layoutInCell="1" allowOverlap="1" wp14:anchorId="2EC10A9C" wp14:editId="28B73D8A">
             <wp:simplePos x="0" y="0"/>
             <wp:positionH relativeFrom="column">
-              <wp:posOffset>4476673</wp:posOffset>
+              <wp:posOffset>4431401</wp:posOffset>
             </wp:positionH>
             <wp:positionV relativeFrom="paragraph">
-              <wp:posOffset>6553</wp:posOffset>
+              <wp:posOffset>6350</wp:posOffset>
             </wp:positionV>
             <wp:extent cx="1468755" cy="1584960"/>
             <wp:effectExtent l="0" t="0" r="0" b="0"/>
@@ -2327,15 +2061,7 @@
             <w:sz w:val="22"/>
             <w:szCs w:val="20"/>
           </w:rPr>
-          <m:t>m</m:t>
-        </m:r>
-        <m:r>
-          <w:rPr>
-            <w:rFonts w:ascii="Cambria Math" w:hAnsi="Cambria Math"/>
-            <w:sz w:val="22"/>
-            <w:szCs w:val="20"/>
-          </w:rPr>
-          <m:t>×n</m:t>
+          <m:t>m×n</m:t>
         </m:r>
       </m:oMath>
       <w:r>
@@ -2352,23 +2078,7 @@
             <w:sz w:val="22"/>
             <w:szCs w:val="20"/>
           </w:rPr>
-          <m:t>m</m:t>
-        </m:r>
-        <m:r>
-          <w:rPr>
-            <w:rFonts w:ascii="Cambria Math" w:hAnsi="Cambria Math"/>
-            <w:sz w:val="22"/>
-            <w:szCs w:val="20"/>
-          </w:rPr>
-          <m:t>=x</m:t>
-        </m:r>
-        <m:r>
-          <w:rPr>
-            <w:rFonts w:ascii="Cambria Math" w:hAnsi="Cambria Math"/>
-            <w:sz w:val="22"/>
-            <w:szCs w:val="20"/>
-          </w:rPr>
-          <m:t>×n</m:t>
+          <m:t>m=x×n</m:t>
         </m:r>
       </m:oMath>
       <w:r>
@@ -2988,22 +2698,42 @@
       </w:pPr>
       <w:r>
         <w:rPr>
+          <w:sz w:val="22"/>
+          <w:szCs w:val="20"/>
+        </w:rPr>
+        <w:lastRenderedPageBreak/>
+        <w:t>Optional (The parameters in generating the three-layer signal heatmap):</w:t>
+      </w:r>
+    </w:p>
+    <w:p>
+      <w:pPr>
+        <w:pStyle w:val="ListParagraph"/>
+        <w:numPr>
+          <w:ilvl w:val="0"/>
+          <w:numId w:val="10"/>
+        </w:numPr>
+        <w:rPr>
+          <w:sz w:val="22"/>
+          <w:szCs w:val="20"/>
+        </w:rPr>
+      </w:pPr>
+      <w:r>
+        <w:rPr>
           <w:noProof/>
           <w:sz w:val="20"/>
           <w:szCs w:val="18"/>
         </w:rPr>
-        <w:lastRenderedPageBreak/>
         <w:drawing>
-          <wp:anchor distT="0" distB="0" distL="114300" distR="114300" simplePos="0" relativeHeight="251671552" behindDoc="0" locked="0" layoutInCell="1" allowOverlap="1" wp14:anchorId="6D96FCD3" wp14:editId="65F3C3EC">
+          <wp:anchor distT="0" distB="0" distL="114300" distR="114300" simplePos="0" relativeHeight="251671552" behindDoc="0" locked="0" layoutInCell="1" allowOverlap="1" wp14:anchorId="6D96FCD3" wp14:editId="09E77647">
             <wp:simplePos x="0" y="0"/>
             <wp:positionH relativeFrom="column">
-              <wp:posOffset>3372485</wp:posOffset>
+              <wp:posOffset>3262630</wp:posOffset>
             </wp:positionH>
             <wp:positionV relativeFrom="paragraph">
-              <wp:posOffset>330</wp:posOffset>
+              <wp:posOffset>50743</wp:posOffset>
             </wp:positionV>
-            <wp:extent cx="2564765" cy="3332480"/>
-            <wp:effectExtent l="0" t="0" r="6985" b="1270"/>
+            <wp:extent cx="2682875" cy="3486150"/>
+            <wp:effectExtent l="0" t="0" r="3175" b="0"/>
             <wp:wrapSquare wrapText="bothSides"/>
             <wp:docPr id="1002511225" name="Picture 15"/>
             <wp:cNvGraphicFramePr>
@@ -3034,7 +2764,7 @@
                   <pic:spPr bwMode="auto">
                     <a:xfrm>
                       <a:off x="0" y="0"/>
-                      <a:ext cx="2564765" cy="3332480"/>
+                      <a:ext cx="2682875" cy="3486150"/>
                     </a:xfrm>
                     <a:prstGeom prst="rect">
                       <a:avLst/>
@@ -3053,26 +2783,6 @@
           </wp:anchor>
         </w:drawing>
       </w:r>
-      <w:r>
-        <w:rPr>
-          <w:sz w:val="22"/>
-          <w:szCs w:val="20"/>
-        </w:rPr>
-        <w:t>Optional (The parameters in generating the three-layer signal heatmap):</w:t>
-      </w:r>
-    </w:p>
-    <w:p>
-      <w:pPr>
-        <w:pStyle w:val="ListParagraph"/>
-        <w:numPr>
-          <w:ilvl w:val="0"/>
-          <w:numId w:val="10"/>
-        </w:numPr>
-        <w:rPr>
-          <w:sz w:val="22"/>
-          <w:szCs w:val="20"/>
-        </w:rPr>
-      </w:pPr>
       <w:r>
         <w:rPr>
           <w:sz w:val="22"/>
@@ -3763,6 +3473,13 @@
     </w:p>
     <w:p>
       <w:pPr>
+        <w:pStyle w:val="ListParagraph"/>
+        <w:numPr>
+          <w:ilvl w:val="0"/>
+          <w:numId w:val="8"/>
+        </w:numPr>
+        <w:spacing w:before="240" w:after="0"/>
+        <w:contextualSpacing w:val="0"/>
         <w:rPr>
           <w:sz w:val="22"/>
           <w:szCs w:val="20"/>
@@ -3771,20 +3488,18 @@
       <w:r>
         <w:rPr>
           <w:noProof/>
-          <w:sz w:val="22"/>
-          <w:szCs w:val="20"/>
         </w:rPr>
         <w:drawing>
-          <wp:anchor distT="0" distB="0" distL="114300" distR="114300" simplePos="0" relativeHeight="251672576" behindDoc="0" locked="0" layoutInCell="1" allowOverlap="1" wp14:anchorId="6CF32FBF" wp14:editId="1E5073C9">
+          <wp:anchor distT="0" distB="0" distL="114300" distR="114300" simplePos="0" relativeHeight="251672576" behindDoc="0" locked="0" layoutInCell="1" allowOverlap="1" wp14:anchorId="6CF32FBF" wp14:editId="220B5CA5">
             <wp:simplePos x="0" y="0"/>
             <wp:positionH relativeFrom="column">
-              <wp:posOffset>4290311</wp:posOffset>
+              <wp:posOffset>4639310</wp:posOffset>
             </wp:positionH>
             <wp:positionV relativeFrom="paragraph">
-              <wp:posOffset>240739</wp:posOffset>
+              <wp:posOffset>20320</wp:posOffset>
             </wp:positionV>
-            <wp:extent cx="1644650" cy="452120"/>
-            <wp:effectExtent l="0" t="0" r="0" b="5080"/>
+            <wp:extent cx="1256665" cy="344805"/>
+            <wp:effectExtent l="0" t="0" r="635" b="0"/>
             <wp:wrapSquare wrapText="bothSides"/>
             <wp:docPr id="480550972" name="Picture 16"/>
             <wp:cNvGraphicFramePr>
@@ -3800,7 +3515,7 @@
                     </pic:cNvPicPr>
                   </pic:nvPicPr>
                   <pic:blipFill>
-                    <a:blip r:embed="rId15">
+                    <a:blip r:embed="rId15" cstate="print">
                       <a:extLst>
                         <a:ext uri="{28A0092B-C50C-407E-A947-70E740481C1C}">
                           <a14:useLocalDpi xmlns:a14="http://schemas.microsoft.com/office/drawing/2010/main" val="0"/>
@@ -3815,7 +3530,7 @@
                   <pic:spPr bwMode="auto">
                     <a:xfrm>
                       <a:off x="0" y="0"/>
-                      <a:ext cx="1644650" cy="452120"/>
+                      <a:ext cx="1256665" cy="344805"/>
                     </a:xfrm>
                     <a:prstGeom prst="rect">
                       <a:avLst/>
@@ -3834,40 +3549,68 @@
           </wp:anchor>
         </w:drawing>
       </w:r>
+      <w:r>
+        <w:rPr>
+          <w:sz w:val="22"/>
+          <w:szCs w:val="20"/>
+        </w:rPr>
+        <w:t>values for coloring. The noise cutoff will set signals below the cutoff to 0. The coloring will apply to signals within the specified range of values.</w:t>
+      </w:r>
+    </w:p>
+    <w:p>
+      <w:pPr>
+        <w:pStyle w:val="ListParagraph"/>
+        <w:ind w:left="0"/>
+        <w:jc w:val="center"/>
+        <w:rPr>
+          <w:sz w:val="22"/>
+          <w:szCs w:val="20"/>
+        </w:rPr>
+      </w:pPr>
+    </w:p>
+    <w:p>
+      <w:pPr>
+        <w:rPr>
+          <w:b/>
+          <w:bCs/>
+        </w:rPr>
+      </w:pPr>
+      <w:r>
+        <w:rPr>
+          <w:b/>
+          <w:bCs/>
+        </w:rPr>
+        <w:t xml:space="preserve">Step </w:t>
+      </w:r>
+      <w:r>
+        <w:rPr>
+          <w:b/>
+          <w:bCs/>
+        </w:rPr>
+        <w:t>2</w:t>
+      </w:r>
+      <w:r>
+        <w:rPr>
+          <w:b/>
+          <w:bCs/>
+        </w:rPr>
+        <w:t xml:space="preserve">: </w:t>
+      </w:r>
+      <w:r>
+        <w:rPr>
+          <w:b/>
+          <w:bCs/>
+        </w:rPr>
+        <w:t>Show the measurement of the dissymmetry and diffusion of cumulative signals using Signal Inequality Index (SII) and Signal Coverage Index (SCI)</w:t>
+      </w:r>
     </w:p>
     <w:p>
       <w:pPr>
         <w:pStyle w:val="ListParagraph"/>
         <w:numPr>
           <w:ilvl w:val="0"/>
-          <w:numId w:val="8"/>
+          <w:numId w:val="11"/>
         </w:numPr>
-        <w:rPr>
-          <w:sz w:val="22"/>
-          <w:szCs w:val="20"/>
-        </w:rPr>
-      </w:pPr>
-      <w:r>
-        <w:rPr>
-          <w:sz w:val="22"/>
-          <w:szCs w:val="20"/>
-        </w:rPr>
-        <w:t>values for coloring. The noise cutoff will set signals below the cutoff to 0. The coloring will apply to signals within the specified range of values.</w:t>
-      </w:r>
-    </w:p>
-    <w:p>
-      <w:pPr>
-        <w:pStyle w:val="ListParagraph"/>
-        <w:ind w:left="0"/>
-        <w:jc w:val="center"/>
-        <w:rPr>
-          <w:sz w:val="22"/>
-          <w:szCs w:val="20"/>
-        </w:rPr>
-      </w:pPr>
-    </w:p>
-    <w:p>
-      <w:pPr>
         <w:rPr>
           <w:b/>
           <w:bCs/>
@@ -3880,16 +3623,16 @@
           <w:noProof/>
         </w:rPr>
         <w:drawing>
-          <wp:anchor distT="0" distB="0" distL="114300" distR="114300" simplePos="0" relativeHeight="251673600" behindDoc="0" locked="0" layoutInCell="1" allowOverlap="1" wp14:anchorId="09B4CE2B" wp14:editId="52C3D9B3">
+          <wp:anchor distT="0" distB="0" distL="114300" distR="114300" simplePos="0" relativeHeight="251673600" behindDoc="0" locked="0" layoutInCell="1" allowOverlap="1" wp14:anchorId="09B4CE2B" wp14:editId="6FF84210">
             <wp:simplePos x="0" y="0"/>
             <wp:positionH relativeFrom="column">
-              <wp:posOffset>3987165</wp:posOffset>
+              <wp:posOffset>4385945</wp:posOffset>
             </wp:positionH>
             <wp:positionV relativeFrom="paragraph">
-              <wp:posOffset>414817</wp:posOffset>
+              <wp:posOffset>23770</wp:posOffset>
             </wp:positionV>
-            <wp:extent cx="1954530" cy="817245"/>
-            <wp:effectExtent l="0" t="0" r="7620" b="1905"/>
+            <wp:extent cx="1527175" cy="638175"/>
+            <wp:effectExtent l="0" t="0" r="0" b="9525"/>
             <wp:wrapSquare wrapText="bothSides"/>
             <wp:docPr id="1497745936" name="Picture 17"/>
             <wp:cNvGraphicFramePr>
@@ -3905,7 +3648,7 @@
                     </pic:cNvPicPr>
                   </pic:nvPicPr>
                   <pic:blipFill>
-                    <a:blip r:embed="rId16">
+                    <a:blip r:embed="rId16" cstate="print">
                       <a:extLst>
                         <a:ext uri="{28A0092B-C50C-407E-A947-70E740481C1C}">
                           <a14:useLocalDpi xmlns:a14="http://schemas.microsoft.com/office/drawing/2010/main" val="0"/>
@@ -3920,7 +3663,7 @@
                   <pic:spPr bwMode="auto">
                     <a:xfrm>
                       <a:off x="0" y="0"/>
-                      <a:ext cx="1954530" cy="817245"/>
+                      <a:ext cx="1527175" cy="638175"/>
                     </a:xfrm>
                     <a:prstGeom prst="rect">
                       <a:avLst/>
@@ -3939,47 +3682,6 @@
           </wp:anchor>
         </w:drawing>
       </w:r>
-      <w:r>
-        <w:rPr>
-          <w:b/>
-          <w:bCs/>
-        </w:rPr>
-        <w:t xml:space="preserve">Step </w:t>
-      </w:r>
-      <w:r>
-        <w:rPr>
-          <w:b/>
-          <w:bCs/>
-        </w:rPr>
-        <w:t>2</w:t>
-      </w:r>
-      <w:r>
-        <w:rPr>
-          <w:b/>
-          <w:bCs/>
-        </w:rPr>
-        <w:t xml:space="preserve">: </w:t>
-      </w:r>
-      <w:r>
-        <w:rPr>
-          <w:b/>
-          <w:bCs/>
-        </w:rPr>
-        <w:t>Show the measurement of the dissymmetry and diffusion of cumulative signals using Signal Inequality Index (SII) and Signal Coverage Index (SCI)</w:t>
-      </w:r>
-    </w:p>
-    <w:p>
-      <w:pPr>
-        <w:pStyle w:val="ListParagraph"/>
-        <w:numPr>
-          <w:ilvl w:val="0"/>
-          <w:numId w:val="11"/>
-        </w:numPr>
-        <w:rPr>
-          <w:b/>
-          <w:bCs/>
-        </w:rPr>
-      </w:pPr>
       <w:r>
         <w:rPr>
           <w:sz w:val="22"/>
@@ -5660,6 +5362,7 @@
   <w:style w:type="character" w:default="1" w:styleId="DefaultParagraphFont">
     <w:name w:val="Default Paragraph Font"/>
     <w:uiPriority w:val="1"/>
+    <w:semiHidden/>
     <w:unhideWhenUsed/>
   </w:style>
   <w:style w:type="table" w:default="1" w:styleId="TableNormal">

--- a/S2Map Handbook.docx
+++ b/S2Map Handbook.docx
@@ -1,6 +1,6 @@
 
 <file path=word/document.xml><?xml version="1.0" encoding="utf-8"?>
-<w:document xmlns:wpc="http://schemas.microsoft.com/office/word/2010/wordprocessingCanvas" xmlns:cx="http://schemas.microsoft.com/office/drawing/2014/chartex" xmlns:cx1="http://schemas.microsoft.com/office/drawing/2015/9/8/chartex" xmlns:cx2="http://schemas.microsoft.com/office/drawing/2015/10/21/chartex" xmlns:cx3="http://schemas.microsoft.com/office/drawing/2016/5/9/chartex" xmlns:cx4="http://schemas.microsoft.com/office/drawing/2016/5/10/chartex" xmlns:cx5="http://schemas.microsoft.com/office/drawing/2016/5/11/chartex" xmlns:cx6="http://schemas.microsoft.com/office/drawing/2016/5/12/chartex" xmlns:cx7="http://schemas.microsoft.com/office/drawing/2016/5/13/chartex" xmlns:cx8="http://schemas.microsoft.com/office/drawing/2016/5/14/chartex" xmlns:mc="http://schemas.openxmlformats.org/markup-compatibility/2006" xmlns:aink="http://schemas.microsoft.com/office/drawing/2016/ink" xmlns:am3d="http://schemas.microsoft.com/office/drawing/2017/model3d" xmlns:o="urn:schemas-microsoft-com:office:office" xmlns:oel="http://schemas.microsoft.com/office/2019/extlst" xmlns:r="http://schemas.openxmlformats.org/officeDocument/2006/relationships" xmlns:m="http://schemas.openxmlformats.org/officeDocument/2006/math" xmlns:v="urn:schemas-microsoft-com:vml" xmlns:wp14="http://schemas.microsoft.com/office/word/2010/wordprocessingDrawing" xmlns:wp="http://schemas.openxmlformats.org/drawingml/2006/wordprocessingDrawing" xmlns:w10="urn:schemas-microsoft-com:office:word" xmlns:w="http://schemas.openxmlformats.org/wordprocessingml/2006/main" xmlns:w14="http://schemas.microsoft.com/office/word/2010/wordml" xmlns:w15="http://schemas.microsoft.com/office/word/2012/wordml" xmlns:w16cex="http://schemas.microsoft.com/office/word/2018/wordml/cex" xmlns:w16cid="http://schemas.microsoft.com/office/word/2016/wordml/cid" xmlns:w16="http://schemas.microsoft.com/office/word/2018/wordml" xmlns:w16du="http://schemas.microsoft.com/office/word/2023/wordml/word16du" xmlns:w16sdtdh="http://schemas.microsoft.com/office/word/2020/wordml/sdtdatahash" xmlns:w16se="http://schemas.microsoft.com/office/word/2015/wordml/symex" xmlns:wpg="http://schemas.microsoft.com/office/word/2010/wordprocessingGroup" xmlns:wpi="http://schemas.microsoft.com/office/word/2010/wordprocessingInk" xmlns:wne="http://schemas.microsoft.com/office/word/2006/wordml" xmlns:wps="http://schemas.microsoft.com/office/word/2010/wordprocessingShape" mc:Ignorable="w14 w15 w16se w16cid w16 w16cex w16sdtdh w16du wp14">
+<w:document xmlns:wpc="http://schemas.microsoft.com/office/word/2010/wordprocessingCanvas" xmlns:cx="http://schemas.microsoft.com/office/drawing/2014/chartex" xmlns:cx1="http://schemas.microsoft.com/office/drawing/2015/9/8/chartex" xmlns:cx2="http://schemas.microsoft.com/office/drawing/2015/10/21/chartex" xmlns:cx3="http://schemas.microsoft.com/office/drawing/2016/5/9/chartex" xmlns:cx4="http://schemas.microsoft.com/office/drawing/2016/5/10/chartex" xmlns:cx5="http://schemas.microsoft.com/office/drawing/2016/5/11/chartex" xmlns:cx6="http://schemas.microsoft.com/office/drawing/2016/5/12/chartex" xmlns:cx7="http://schemas.microsoft.com/office/drawing/2016/5/13/chartex" xmlns:cx8="http://schemas.microsoft.com/office/drawing/2016/5/14/chartex" xmlns:mc="http://schemas.openxmlformats.org/markup-compatibility/2006" xmlns:aink="http://schemas.microsoft.com/office/drawing/2016/ink" xmlns:am3d="http://schemas.microsoft.com/office/drawing/2017/model3d" xmlns:o="urn:schemas-microsoft-com:office:office" xmlns:oel="http://schemas.microsoft.com/office/2019/extlst" xmlns:r="http://schemas.openxmlformats.org/officeDocument/2006/relationships" xmlns:m="http://schemas.openxmlformats.org/officeDocument/2006/math" xmlns:v="urn:schemas-microsoft-com:vml" xmlns:wp14="http://schemas.microsoft.com/office/word/2010/wordprocessingDrawing" xmlns:wp="http://schemas.openxmlformats.org/drawingml/2006/wordprocessingDrawing" xmlns:w10="urn:schemas-microsoft-com:office:word" xmlns:w="http://schemas.openxmlformats.org/wordprocessingml/2006/main" xmlns:w14="http://schemas.microsoft.com/office/word/2010/wordml" xmlns:w15="http://schemas.microsoft.com/office/word/2012/wordml" xmlns:w16cex="http://schemas.microsoft.com/office/word/2018/wordml/cex" xmlns:w16cid="http://schemas.microsoft.com/office/word/2016/wordml/cid" xmlns:w16="http://schemas.microsoft.com/office/word/2018/wordml" xmlns:w16du="http://schemas.microsoft.com/office/word/2023/wordml/word16du" xmlns:w16sdtdh="http://schemas.microsoft.com/office/word/2020/wordml/sdtdatahash" xmlns:w16sdtfl="http://schemas.microsoft.com/office/word/2024/wordml/sdtformatlock" xmlns:w16se="http://schemas.microsoft.com/office/word/2015/wordml/symex" xmlns:wpg="http://schemas.microsoft.com/office/word/2010/wordprocessingGroup" xmlns:wpi="http://schemas.microsoft.com/office/word/2010/wordprocessingInk" xmlns:wne="http://schemas.microsoft.com/office/word/2006/wordml" xmlns:wps="http://schemas.microsoft.com/office/word/2010/wordprocessingShape" mc:Ignorable="w14 w15 w16se w16cid w16 w16cex w16sdtdh w16sdtfl w16du wp14">
   <w:body>
     <w:p>
       <w:pPr>
@@ -196,6 +196,14 @@
     <w:p>
       <w:pPr>
         <w:rPr>
+          <w:sz w:val="22"/>
+          <w:szCs w:val="20"/>
+        </w:rPr>
+      </w:pPr>
+    </w:p>
+    <w:p>
+      <w:pPr>
+        <w:rPr>
           <w:b/>
           <w:bCs/>
         </w:rPr>
@@ -207,18 +215,18 @@
           <w:szCs w:val="20"/>
         </w:rPr>
         <w:drawing>
-          <wp:anchor distT="0" distB="0" distL="114300" distR="114300" simplePos="0" relativeHeight="251666432" behindDoc="0" locked="0" layoutInCell="1" allowOverlap="1" wp14:anchorId="277F1B8E" wp14:editId="0894C5C7">
+          <wp:anchor distT="0" distB="0" distL="114300" distR="114300" simplePos="0" relativeHeight="251674624" behindDoc="0" locked="0" layoutInCell="1" allowOverlap="1" wp14:anchorId="4AD8E64A" wp14:editId="2C380577">
             <wp:simplePos x="0" y="0"/>
             <wp:positionH relativeFrom="column">
-              <wp:posOffset>2834904</wp:posOffset>
+              <wp:posOffset>3134995</wp:posOffset>
             </wp:positionH>
             <wp:positionV relativeFrom="paragraph">
-              <wp:posOffset>281305</wp:posOffset>
+              <wp:posOffset>209550</wp:posOffset>
             </wp:positionV>
-            <wp:extent cx="3082290" cy="6237605"/>
-            <wp:effectExtent l="0" t="0" r="3810" b="0"/>
+            <wp:extent cx="2806065" cy="5683885"/>
+            <wp:effectExtent l="0" t="0" r="0" b="0"/>
             <wp:wrapSquare wrapText="bothSides"/>
-            <wp:docPr id="690107076" name="Picture 10"/>
+            <wp:docPr id="1016609220" name="Picture 2"/>
             <wp:cNvGraphicFramePr>
               <a:graphicFrameLocks xmlns:a="http://schemas.openxmlformats.org/drawingml/2006/main" noChangeAspect="1"/>
             </wp:cNvGraphicFramePr>
@@ -226,7 +234,7 @@
               <a:graphicData uri="http://schemas.openxmlformats.org/drawingml/2006/picture">
                 <pic:pic xmlns:pic="http://schemas.openxmlformats.org/drawingml/2006/picture">
                   <pic:nvPicPr>
-                    <pic:cNvPr id="0" name="Picture 11"/>
+                    <pic:cNvPr id="0" name="Picture 3"/>
                     <pic:cNvPicPr>
                       <a:picLocks noChangeAspect="1" noChangeArrowheads="1"/>
                     </pic:cNvPicPr>
@@ -247,7 +255,7 @@
                   <pic:spPr bwMode="auto">
                     <a:xfrm>
                       <a:off x="0" y="0"/>
-                      <a:ext cx="3082290" cy="6237605"/>
+                      <a:ext cx="2806065" cy="5683885"/>
                     </a:xfrm>
                     <a:prstGeom prst="rect">
                       <a:avLst/>
@@ -1020,15 +1028,51 @@
           <w:sz w:val="22"/>
           <w:szCs w:val="20"/>
         </w:rPr>
-        <w:t xml:space="preserve">. The r represents radius. The epsilon is an adjustable constant for gaussian or </w:t>
+        <w:t xml:space="preserve">. The r represents </w:t>
+      </w:r>
+      <w:r>
+        <w:rPr>
+          <w:sz w:val="22"/>
+          <w:szCs w:val="20"/>
+        </w:rPr>
+        <w:t xml:space="preserve">the </w:t>
+      </w:r>
+      <w:r>
+        <w:rPr>
+          <w:sz w:val="22"/>
+          <w:szCs w:val="20"/>
+        </w:rPr>
+        <w:t xml:space="preserve">radius. The epsilon is an adjustable constant for </w:t>
+      </w:r>
+      <w:r>
+        <w:rPr>
+          <w:sz w:val="22"/>
+          <w:szCs w:val="20"/>
+        </w:rPr>
+        <w:t>G</w:t>
+      </w:r>
+      <w:r>
+        <w:rPr>
+          <w:sz w:val="22"/>
+          <w:szCs w:val="20"/>
+        </w:rPr>
+        <w:t xml:space="preserve">aussian or </w:t>
       </w:r>
       <w:proofErr w:type="spellStart"/>
       <w:r>
         <w:rPr>
-          <w:sz w:val="22"/>
-          <w:szCs w:val="20"/>
-        </w:rPr>
-        <w:t>multiquadrics</w:t>
+          <w:rFonts w:hint="eastAsia"/>
+          <w:sz w:val="22"/>
+          <w:szCs w:val="20"/>
+        </w:rPr>
+        <w:t>M</w:t>
+      </w:r>
+      <w:r>
+        <w:rPr>
+          <w:sz w:val="22"/>
+          <w:szCs w:val="20"/>
+        </w:rPr>
+        <w:t>ultiquadrics</w:t>
       </w:r>
       <w:proofErr w:type="spellEnd"/>
       <w:r>
@@ -1063,7 +1107,28 @@
           <w:sz w:val="22"/>
           <w:szCs w:val="20"/>
         </w:rPr>
-        <w:t xml:space="preserve">Specify the number of hotspot nodes based on their signal level from high to low. The signal velocity layer's flow potential, indicated by arrows, will start </w:t>
+        <w:t>S</w:t>
+      </w:r>
+      <w:r>
+        <w:rPr>
+          <w:sz w:val="22"/>
+          <w:szCs w:val="20"/>
+        </w:rPr>
+        <w:t>pecify the number of hotspot nodes based on their signal level from high to low. The signal velocity layer</w:t>
+      </w:r>
+      <w:r>
+        <w:rPr>
+          <w:sz w:val="22"/>
+          <w:szCs w:val="20"/>
+        </w:rPr>
+        <w:t>’</w:t>
+      </w:r>
+      <w:r>
+        <w:rPr>
+          <w:sz w:val="22"/>
+          <w:szCs w:val="20"/>
+        </w:rPr>
+        <w:t xml:space="preserve">s flow potential, indicated by arrows, will start </w:t>
       </w:r>
       <w:proofErr w:type="gramStart"/>
       <w:r>
@@ -1298,7 +1363,7 @@
         </w:rPr>
         <w:lastRenderedPageBreak/>
         <w:drawing>
-          <wp:anchor distT="0" distB="0" distL="114300" distR="114300" simplePos="0" relativeHeight="251662336" behindDoc="0" locked="0" layoutInCell="1" allowOverlap="1" wp14:anchorId="539006AC" wp14:editId="5BB0E75E">
+          <wp:anchor distT="0" distB="0" distL="114300" distR="114300" simplePos="0" relativeHeight="251662336" behindDoc="0" locked="0" layoutInCell="1" allowOverlap="1" wp14:anchorId="539006AC" wp14:editId="4781E95B">
             <wp:simplePos x="0" y="0"/>
             <wp:positionH relativeFrom="column">
               <wp:posOffset>3251530</wp:posOffset>
@@ -1453,17 +1518,15 @@
           <w:sz w:val="22"/>
           <w:szCs w:val="20"/>
         </w:rPr>
-        <w:t xml:space="preserve">Select a font style by </w:t>
-      </w:r>
-      <w:proofErr w:type="gramStart"/>
-      <w:r>
-        <w:rPr>
-          <w:sz w:val="22"/>
-          <w:szCs w:val="20"/>
-        </w:rPr>
-        <w:t>choose</w:t>
-      </w:r>
-      <w:proofErr w:type="gramEnd"/>
+        <w:t>Select a font style by choos</w:t>
+      </w:r>
+      <w:r>
+        <w:rPr>
+          <w:sz w:val="22"/>
+          <w:szCs w:val="20"/>
+        </w:rPr>
+        <w:t>ing</w:t>
+      </w:r>
       <w:r>
         <w:rPr>
           <w:sz w:val="22"/>
@@ -1519,25 +1582,38 @@
           <w:szCs w:val="18"/>
         </w:rPr>
       </w:pPr>
-      <w:r>
-        <w:rPr>
-          <w:noProof/>
+    </w:p>
+    <w:p>
+      <w:pPr>
+        <w:pStyle w:val="ListParagraph"/>
+        <w:numPr>
+          <w:ilvl w:val="0"/>
+          <w:numId w:val="2"/>
+        </w:numPr>
+        <w:rPr>
           <w:sz w:val="20"/>
           <w:szCs w:val="18"/>
         </w:rPr>
+      </w:pPr>
+      <w:r>
+        <w:rPr>
+          <w:noProof/>
+          <w:sz w:val="22"/>
+          <w:szCs w:val="20"/>
+        </w:rPr>
         <w:drawing>
-          <wp:anchor distT="0" distB="0" distL="114300" distR="114300" simplePos="0" relativeHeight="251663360" behindDoc="0" locked="0" layoutInCell="1" allowOverlap="1" wp14:anchorId="466EB3C1" wp14:editId="23B46C71">
+          <wp:anchor distT="0" distB="0" distL="114300" distR="114300" simplePos="0" relativeHeight="251675648" behindDoc="0" locked="0" layoutInCell="1" allowOverlap="1" wp14:anchorId="412E92A9" wp14:editId="1123F689">
             <wp:simplePos x="0" y="0"/>
             <wp:positionH relativeFrom="column">
-              <wp:posOffset>4825695</wp:posOffset>
+              <wp:posOffset>4570891</wp:posOffset>
             </wp:positionH>
             <wp:positionV relativeFrom="paragraph">
-              <wp:posOffset>194945</wp:posOffset>
+              <wp:posOffset>17780</wp:posOffset>
             </wp:positionV>
-            <wp:extent cx="1118235" cy="575945"/>
-            <wp:effectExtent l="0" t="0" r="5715" b="0"/>
+            <wp:extent cx="1360170" cy="701040"/>
+            <wp:effectExtent l="0" t="0" r="0" b="3810"/>
             <wp:wrapSquare wrapText="bothSides"/>
-            <wp:docPr id="974013531" name="Picture 7"/>
+            <wp:docPr id="2103053228" name="Picture 3"/>
             <wp:cNvGraphicFramePr>
               <a:graphicFrameLocks xmlns:a="http://schemas.openxmlformats.org/drawingml/2006/main" noChangeAspect="1"/>
             </wp:cNvGraphicFramePr>
@@ -1545,7 +1621,7 @@
               <a:graphicData uri="http://schemas.openxmlformats.org/drawingml/2006/picture">
                 <pic:pic xmlns:pic="http://schemas.openxmlformats.org/drawingml/2006/picture">
                   <pic:nvPicPr>
-                    <pic:cNvPr id="0" name="Picture 8"/>
+                    <pic:cNvPr id="0" name="Picture 4"/>
                     <pic:cNvPicPr>
                       <a:picLocks noChangeAspect="1" noChangeArrowheads="1"/>
                     </pic:cNvPicPr>
@@ -1566,7 +1642,7 @@
                   <pic:spPr bwMode="auto">
                     <a:xfrm>
                       <a:off x="0" y="0"/>
-                      <a:ext cx="1118235" cy="575945"/>
+                      <a:ext cx="1360170" cy="701040"/>
                     </a:xfrm>
                     <a:prstGeom prst="rect">
                       <a:avLst/>
@@ -1585,32 +1661,126 @@
           </wp:anchor>
         </w:drawing>
       </w:r>
-    </w:p>
-    <w:p>
-      <w:pPr>
-        <w:pStyle w:val="ListParagraph"/>
-        <w:numPr>
-          <w:ilvl w:val="0"/>
-          <w:numId w:val="2"/>
-        </w:numPr>
-        <w:rPr>
-          <w:sz w:val="22"/>
-          <w:szCs w:val="20"/>
-        </w:rPr>
-      </w:pPr>
-      <w:r>
-        <w:rPr>
-          <w:sz w:val="22"/>
-          <w:szCs w:val="20"/>
-        </w:rPr>
-        <w:t>Click on the “Generate and compare!” button to generate the signal heatmap. Click the “Download plots” button to download all the figures in bulk.</w:t>
-      </w:r>
-    </w:p>
-    <w:p>
-      <w:pPr>
-        <w:rPr>
-          <w:sz w:val="20"/>
-          <w:szCs w:val="18"/>
+      <w:r>
+        <w:rPr>
+          <w:sz w:val="22"/>
+          <w:szCs w:val="20"/>
+        </w:rPr>
+        <w:t>Click on the “Generate and compare!” button to generate the signal heatmap. Click</w:t>
+      </w:r>
+      <w:r>
+        <w:rPr>
+          <w:sz w:val="22"/>
+          <w:szCs w:val="20"/>
+        </w:rPr>
+        <w:t xml:space="preserve"> on</w:t>
+      </w:r>
+      <w:r>
+        <w:rPr>
+          <w:sz w:val="22"/>
+          <w:szCs w:val="20"/>
+        </w:rPr>
+        <w:t xml:space="preserve"> the “Download plots” button to download all the figures in bulk.</w:t>
+      </w:r>
+      <w:r>
+        <w:rPr>
+          <w:sz w:val="22"/>
+          <w:szCs w:val="20"/>
+        </w:rPr>
+        <w:t xml:space="preserve"> </w:t>
+      </w:r>
+      <w:r>
+        <w:rPr>
+          <w:sz w:val="22"/>
+          <w:szCs w:val="20"/>
+        </w:rPr>
+        <w:t xml:space="preserve">Click on </w:t>
+      </w:r>
+      <w:r>
+        <w:rPr>
+          <w:sz w:val="22"/>
+          <w:szCs w:val="20"/>
+        </w:rPr>
+        <w:t>the link</w:t>
+      </w:r>
+      <w:r>
+        <w:rPr>
+          <w:sz w:val="22"/>
+          <w:szCs w:val="20"/>
+        </w:rPr>
+        <w:t xml:space="preserve"> “</w:t>
+      </w:r>
+      <w:hyperlink r:id="rId9" w:tgtFrame="_blank" w:history="1">
+        <w:r>
+          <w:rPr>
+            <w:sz w:val="22"/>
+            <w:szCs w:val="20"/>
+          </w:rPr>
+          <w:t>Download txt file for parameter setting</w:t>
+        </w:r>
+      </w:hyperlink>
+      <w:r>
+        <w:rPr>
+          <w:sz w:val="22"/>
+          <w:szCs w:val="20"/>
+        </w:rPr>
+        <w:t xml:space="preserve">” to download all the </w:t>
+      </w:r>
+      <w:r>
+        <w:rPr>
+          <w:sz w:val="22"/>
+          <w:szCs w:val="20"/>
+        </w:rPr>
+        <w:t xml:space="preserve">parameter settings </w:t>
+      </w:r>
+      <w:r>
+        <w:rPr>
+          <w:sz w:val="22"/>
+          <w:szCs w:val="20"/>
+        </w:rPr>
+        <w:t>to</w:t>
+      </w:r>
+      <w:r>
+        <w:rPr>
+          <w:sz w:val="22"/>
+          <w:szCs w:val="20"/>
+        </w:rPr>
+        <w:t xml:space="preserve"> </w:t>
+      </w:r>
+      <w:r>
+        <w:rPr>
+          <w:sz w:val="22"/>
+          <w:szCs w:val="20"/>
+        </w:rPr>
+        <w:t>reproduc</w:t>
+      </w:r>
+      <w:r>
+        <w:rPr>
+          <w:sz w:val="22"/>
+          <w:szCs w:val="20"/>
+        </w:rPr>
+        <w:t>e the results</w:t>
+      </w:r>
+      <w:r>
+        <w:rPr>
+          <w:sz w:val="22"/>
+          <w:szCs w:val="20"/>
+        </w:rPr>
+        <w:t xml:space="preserve"> in the future</w:t>
+      </w:r>
+      <w:r>
+        <w:rPr>
+          <w:sz w:val="22"/>
+          <w:szCs w:val="20"/>
+        </w:rPr>
+        <w:t>.</w:t>
+      </w:r>
+    </w:p>
+    <w:p>
+      <w:pPr>
+        <w:rPr>
+          <w:b/>
+          <w:bCs/>
         </w:rPr>
       </w:pPr>
     </w:p>
@@ -1653,7 +1823,7 @@
                     </pic:cNvPicPr>
                   </pic:nvPicPr>
                   <pic:blipFill>
-                    <a:blip r:embed="rId9" cstate="print">
+                    <a:blip r:embed="rId10" cstate="print">
                       <a:extLst>
                         <a:ext uri="{28A0092B-C50C-407E-A947-70E740481C1C}">
                           <a14:useLocalDpi xmlns:a14="http://schemas.microsoft.com/office/drawing/2010/main" val="0"/>
@@ -1713,7 +1883,21 @@
           <w:b/>
           <w:bCs/>
         </w:rPr>
-        <w:t>Show the measurement of the dissymmetry and diffusion of cumulative signals using Signal Inequality Index (SII) and Signal Coverage Index (SCI)</w:t>
+        <w:t xml:space="preserve">Show the measurement of the dissymmetry and diffusion of cumulative signals using </w:t>
+      </w:r>
+      <w:r>
+        <w:rPr>
+          <w:b/>
+          <w:bCs/>
+        </w:rPr>
+        <w:t xml:space="preserve">the </w:t>
+      </w:r>
+      <w:r>
+        <w:rPr>
+          <w:b/>
+          <w:bCs/>
+        </w:rPr>
+        <w:t>Signal Inequality Index (SII) and Signal Coverage Index (SCI)</w:t>
       </w:r>
     </w:p>
     <w:p>
@@ -1733,7 +1917,21 @@
           <w:sz w:val="22"/>
           <w:szCs w:val="20"/>
         </w:rPr>
-        <w:t xml:space="preserve">The SII and SCI plot will be automatically generated after clicking on the “Generate and compare!” button. The line in different colors represents the selected cells for comparison, </w:t>
+        <w:t>The SII and SCI plot</w:t>
+      </w:r>
+      <w:r>
+        <w:rPr>
+          <w:sz w:val="22"/>
+          <w:szCs w:val="20"/>
+        </w:rPr>
+        <w:t>s</w:t>
+      </w:r>
+      <w:r>
+        <w:rPr>
+          <w:sz w:val="22"/>
+          <w:szCs w:val="20"/>
+        </w:rPr>
+        <w:t xml:space="preserve"> will be automatically generated after clicking on the “Generate and compare!” button. The line in different colors represents the selected cells for comparison, </w:t>
       </w:r>
       <w:proofErr w:type="spellStart"/>
       <w:r>
@@ -1798,6 +1996,13 @@
           <w:sz w:val="22"/>
         </w:rPr>
         <w:t>Click on the downloadable link “Download txt file for SII and SCI metrics”</w:t>
+      </w:r>
+      <w:r>
+        <w:rPr>
+          <w:rFonts w:eastAsia="DengXian"/>
+          <w:sz w:val="22"/>
+        </w:rPr>
+        <w:t>.</w:t>
       </w:r>
     </w:p>
     <w:p>
@@ -1905,7 +2110,7 @@
                     </pic:cNvPicPr>
                   </pic:nvPicPr>
                   <pic:blipFill>
-                    <a:blip r:embed="rId10" cstate="print">
+                    <a:blip r:embed="rId11" cstate="print">
                       <a:extLst>
                         <a:ext uri="{28A0092B-C50C-407E-A947-70E740481C1C}">
                           <a14:useLocalDpi xmlns:a14="http://schemas.microsoft.com/office/drawing/2010/main" val="0"/>
@@ -2200,7 +2405,7 @@
                     </pic:cNvPicPr>
                   </pic:nvPicPr>
                   <pic:blipFill rotWithShape="1">
-                    <a:blip r:embed="rId11" cstate="print">
+                    <a:blip r:embed="rId12" cstate="print">
                       <a:extLst>
                         <a:ext uri="{28A0092B-C50C-407E-A947-70E740481C1C}">
                           <a14:useLocalDpi xmlns:a14="http://schemas.microsoft.com/office/drawing/2010/main" val="0"/>
@@ -2314,7 +2519,7 @@
                     </pic:cNvPicPr>
                   </pic:nvPicPr>
                   <pic:blipFill>
-                    <a:blip r:embed="rId12" cstate="print">
+                    <a:blip r:embed="rId13" cstate="print">
                       <a:extLst>
                         <a:ext uri="{28A0092B-C50C-407E-A947-70E740481C1C}">
                           <a14:useLocalDpi xmlns:a14="http://schemas.microsoft.com/office/drawing/2010/main" val="0"/>
@@ -2353,7 +2558,35 @@
           <w:sz w:val="20"/>
           <w:szCs w:val="18"/>
         </w:rPr>
-        <w:t>Upload a file by either dragging and dropping it or clicking on the "Browse files" button. The file type can be .csv, .xlsx, or .txt.</w:t>
+        <w:t xml:space="preserve">Upload a file by either dragging and dropping it or clicking on the </w:t>
+      </w:r>
+      <w:r>
+        <w:rPr>
+          <w:sz w:val="20"/>
+          <w:szCs w:val="18"/>
+        </w:rPr>
+        <w:t>“</w:t>
+      </w:r>
+      <w:r>
+        <w:rPr>
+          <w:sz w:val="20"/>
+          <w:szCs w:val="18"/>
+        </w:rPr>
+        <w:t>Browse files</w:t>
+      </w:r>
+      <w:r>
+        <w:rPr>
+          <w:sz w:val="20"/>
+          <w:szCs w:val="18"/>
+        </w:rPr>
+        <w:t>”</w:t>
+      </w:r>
+      <w:r>
+        <w:rPr>
+          <w:sz w:val="20"/>
+          <w:szCs w:val="18"/>
+        </w:rPr>
+        <w:t xml:space="preserve"> button. The file type can be .csv, .xlsx, or .txt.</w:t>
       </w:r>
     </w:p>
     <w:p>
@@ -2420,7 +2653,7 @@
                     </pic:cNvPicPr>
                   </pic:nvPicPr>
                   <pic:blipFill>
-                    <a:blip r:embed="rId13">
+                    <a:blip r:embed="rId14">
                       <a:extLst>
                         <a:ext uri="{28A0092B-C50C-407E-A947-70E740481C1C}">
                           <a14:useLocalDpi xmlns:a14="http://schemas.microsoft.com/office/drawing/2010/main" val="0"/>
@@ -2550,17 +2783,15 @@
           <w:sz w:val="22"/>
           <w:szCs w:val="20"/>
         </w:rPr>
-        <w:t xml:space="preserve">Select a font style by </w:t>
-      </w:r>
-      <w:proofErr w:type="gramStart"/>
-      <w:r>
-        <w:rPr>
-          <w:sz w:val="22"/>
-          <w:szCs w:val="20"/>
-        </w:rPr>
-        <w:t>choose</w:t>
-      </w:r>
-      <w:proofErr w:type="gramEnd"/>
+        <w:t>Select a font style by choos</w:t>
+      </w:r>
+      <w:r>
+        <w:rPr>
+          <w:sz w:val="22"/>
+          <w:szCs w:val="20"/>
+        </w:rPr>
+        <w:t>ing</w:t>
+      </w:r>
       <w:r>
         <w:rPr>
           <w:sz w:val="22"/>
@@ -2749,7 +2980,7 @@
                     </pic:cNvPicPr>
                   </pic:nvPicPr>
                   <pic:blipFill>
-                    <a:blip r:embed="rId14" cstate="print">
+                    <a:blip r:embed="rId15" cstate="print">
                       <a:extLst>
                         <a:ext uri="{28A0092B-C50C-407E-A947-70E740481C1C}">
                           <a14:useLocalDpi xmlns:a14="http://schemas.microsoft.com/office/drawing/2010/main" val="0"/>
@@ -3336,7 +3567,35 @@
           <w:sz w:val="22"/>
           <w:szCs w:val="20"/>
         </w:rPr>
-        <w:t xml:space="preserve">. The r represents radius. The epsilon is an adjustable constant for gaussian or </w:t>
+        <w:t xml:space="preserve">. The r represents </w:t>
+      </w:r>
+      <w:r>
+        <w:rPr>
+          <w:sz w:val="22"/>
+          <w:szCs w:val="20"/>
+        </w:rPr>
+        <w:t xml:space="preserve">the </w:t>
+      </w:r>
+      <w:r>
+        <w:rPr>
+          <w:sz w:val="22"/>
+          <w:szCs w:val="20"/>
+        </w:rPr>
+        <w:t xml:space="preserve">radius. The epsilon is an adjustable constant for </w:t>
+      </w:r>
+      <w:r>
+        <w:rPr>
+          <w:sz w:val="22"/>
+          <w:szCs w:val="20"/>
+        </w:rPr>
+        <w:t>G</w:t>
+      </w:r>
+      <w:r>
+        <w:rPr>
+          <w:sz w:val="22"/>
+          <w:szCs w:val="20"/>
+        </w:rPr>
+        <w:t xml:space="preserve">aussian or </w:t>
       </w:r>
       <w:proofErr w:type="spellStart"/>
       <w:r>
@@ -3344,7 +3603,14 @@
           <w:sz w:val="22"/>
           <w:szCs w:val="20"/>
         </w:rPr>
-        <w:t>multiquadrics</w:t>
+        <w:t>M</w:t>
+      </w:r>
+      <w:r>
+        <w:rPr>
+          <w:sz w:val="22"/>
+          <w:szCs w:val="20"/>
+        </w:rPr>
+        <w:t>ultiquadrics</w:t>
       </w:r>
       <w:proofErr w:type="spellEnd"/>
       <w:r>
@@ -3372,7 +3638,21 @@
           <w:sz w:val="22"/>
           <w:szCs w:val="20"/>
         </w:rPr>
-        <w:t xml:space="preserve">Specify the number of hotspot nodes based on their signal level from high to low. The signal velocity layer's flow potential, indicated by arrows, will start </w:t>
+        <w:t>Specify the number of hotspot nodes based on their signal level from high to low. The signal velocity layer</w:t>
+      </w:r>
+      <w:r>
+        <w:rPr>
+          <w:sz w:val="22"/>
+          <w:szCs w:val="20"/>
+        </w:rPr>
+        <w:t>’</w:t>
+      </w:r>
+      <w:r>
+        <w:rPr>
+          <w:sz w:val="22"/>
+          <w:szCs w:val="20"/>
+        </w:rPr>
+        <w:t xml:space="preserve">s flow potential, indicated by arrows, will start </w:t>
       </w:r>
       <w:proofErr w:type="gramStart"/>
       <w:r>
@@ -3488,20 +3768,22 @@
       <w:r>
         <w:rPr>
           <w:noProof/>
+          <w:sz w:val="22"/>
+          <w:szCs w:val="20"/>
         </w:rPr>
         <w:drawing>
-          <wp:anchor distT="0" distB="0" distL="114300" distR="114300" simplePos="0" relativeHeight="251672576" behindDoc="0" locked="0" layoutInCell="1" allowOverlap="1" wp14:anchorId="6CF32FBF" wp14:editId="220B5CA5">
+          <wp:anchor distT="0" distB="0" distL="114300" distR="114300" simplePos="0" relativeHeight="251676672" behindDoc="0" locked="0" layoutInCell="1" allowOverlap="1" wp14:anchorId="70749D4E" wp14:editId="1BD9E49C">
             <wp:simplePos x="0" y="0"/>
             <wp:positionH relativeFrom="column">
-              <wp:posOffset>4639310</wp:posOffset>
+              <wp:posOffset>3679825</wp:posOffset>
             </wp:positionH>
             <wp:positionV relativeFrom="paragraph">
-              <wp:posOffset>20320</wp:posOffset>
+              <wp:posOffset>47464</wp:posOffset>
             </wp:positionV>
-            <wp:extent cx="1256665" cy="344805"/>
-            <wp:effectExtent l="0" t="0" r="635" b="0"/>
+            <wp:extent cx="2234565" cy="476250"/>
+            <wp:effectExtent l="0" t="0" r="0" b="0"/>
             <wp:wrapSquare wrapText="bothSides"/>
-            <wp:docPr id="480550972" name="Picture 16"/>
+            <wp:docPr id="1534481654" name="Picture 4"/>
             <wp:cNvGraphicFramePr>
               <a:graphicFrameLocks xmlns:a="http://schemas.openxmlformats.org/drawingml/2006/main" noChangeAspect="1"/>
             </wp:cNvGraphicFramePr>
@@ -3509,13 +3791,13 @@
               <a:graphicData uri="http://schemas.openxmlformats.org/drawingml/2006/picture">
                 <pic:pic xmlns:pic="http://schemas.openxmlformats.org/drawingml/2006/picture">
                   <pic:nvPicPr>
-                    <pic:cNvPr id="0" name="Picture 17"/>
+                    <pic:cNvPr id="0" name="Picture 5"/>
                     <pic:cNvPicPr>
                       <a:picLocks noChangeAspect="1" noChangeArrowheads="1"/>
                     </pic:cNvPicPr>
                   </pic:nvPicPr>
                   <pic:blipFill>
-                    <a:blip r:embed="rId15" cstate="print">
+                    <a:blip r:embed="rId16" cstate="print">
                       <a:extLst>
                         <a:ext uri="{28A0092B-C50C-407E-A947-70E740481C1C}">
                           <a14:useLocalDpi xmlns:a14="http://schemas.microsoft.com/office/drawing/2010/main" val="0"/>
@@ -3530,7 +3812,7 @@
                   <pic:spPr bwMode="auto">
                     <a:xfrm>
                       <a:off x="0" y="0"/>
-                      <a:ext cx="1256665" cy="344805"/>
+                      <a:ext cx="2234565" cy="476250"/>
                     </a:xfrm>
                     <a:prstGeom prst="rect">
                       <a:avLst/>
@@ -3554,7 +3836,107 @@
           <w:sz w:val="22"/>
           <w:szCs w:val="20"/>
         </w:rPr>
+        <w:t xml:space="preserve">Enter </w:t>
+      </w:r>
+      <w:r>
+        <w:rPr>
+          <w:sz w:val="22"/>
+          <w:szCs w:val="20"/>
+        </w:rPr>
         <w:t>values for coloring. The noise cutoff will set signals below the cutoff to 0. The coloring will apply to signals within the specified range of values.</w:t>
+      </w:r>
+      <w:r>
+        <w:rPr>
+          <w:sz w:val="22"/>
+          <w:szCs w:val="20"/>
+        </w:rPr>
+        <w:t xml:space="preserve"> </w:t>
+      </w:r>
+      <w:r>
+        <w:rPr>
+          <w:sz w:val="22"/>
+          <w:szCs w:val="20"/>
+        </w:rPr>
+        <w:t>Click</w:t>
+      </w:r>
+      <w:r>
+        <w:rPr>
+          <w:sz w:val="22"/>
+          <w:szCs w:val="20"/>
+        </w:rPr>
+        <w:t xml:space="preserve"> on</w:t>
+      </w:r>
+      <w:r>
+        <w:rPr>
+          <w:sz w:val="22"/>
+          <w:szCs w:val="20"/>
+        </w:rPr>
+        <w:t xml:space="preserve"> </w:t>
+      </w:r>
+      <w:r>
+        <w:rPr>
+          <w:sz w:val="22"/>
+          <w:szCs w:val="20"/>
+        </w:rPr>
+        <w:t>the link</w:t>
+      </w:r>
+      <w:r>
+        <w:rPr>
+          <w:sz w:val="22"/>
+          <w:szCs w:val="20"/>
+        </w:rPr>
+        <w:t xml:space="preserve"> “</w:t>
+      </w:r>
+      <w:hyperlink r:id="rId17" w:tgtFrame="_blank" w:history="1">
+        <w:r>
+          <w:rPr>
+            <w:sz w:val="22"/>
+            <w:szCs w:val="20"/>
+          </w:rPr>
+          <w:t>Download txt file for parameter setting</w:t>
+        </w:r>
+      </w:hyperlink>
+      <w:r>
+        <w:rPr>
+          <w:sz w:val="22"/>
+          <w:szCs w:val="20"/>
+        </w:rPr>
+        <w:t xml:space="preserve"> of user uploaded data</w:t>
+      </w:r>
+      <w:r>
+        <w:rPr>
+          <w:sz w:val="22"/>
+          <w:szCs w:val="20"/>
+        </w:rPr>
+        <w:t xml:space="preserve">” to download all the </w:t>
+      </w:r>
+      <w:r>
+        <w:rPr>
+          <w:sz w:val="22"/>
+          <w:szCs w:val="20"/>
+        </w:rPr>
+        <w:t xml:space="preserve">parameter settings to </w:t>
+      </w:r>
+      <w:r>
+        <w:rPr>
+          <w:sz w:val="22"/>
+          <w:szCs w:val="20"/>
+        </w:rPr>
+        <w:t>reproduc</w:t>
+      </w:r>
+      <w:r>
+        <w:rPr>
+          <w:sz w:val="22"/>
+          <w:szCs w:val="20"/>
+        </w:rPr>
+        <w:t>e the results in the future</w:t>
+      </w:r>
+      <w:r>
+        <w:rPr>
+          <w:sz w:val="22"/>
+          <w:szCs w:val="20"/>
+        </w:rPr>
+        <w:t>.</w:t>
       </w:r>
     </w:p>
     <w:p>
@@ -3601,19 +3983,29 @@
           <w:b/>
           <w:bCs/>
         </w:rPr>
-        <w:t>Show the measurement of the dissymmetry and diffusion of cumulative signals using Signal Inequality Index (SII) and Signal Coverage Index (SCI)</w:t>
-      </w:r>
-    </w:p>
-    <w:p>
-      <w:pPr>
-        <w:pStyle w:val="ListParagraph"/>
-        <w:numPr>
-          <w:ilvl w:val="0"/>
-          <w:numId w:val="11"/>
-        </w:numPr>
+        <w:t xml:space="preserve">Show the measurement of the dissymmetry and diffusion of cumulative signals using </w:t>
+      </w:r>
+      <w:r>
         <w:rPr>
           <w:b/>
           <w:bCs/>
+        </w:rPr>
+        <w:t xml:space="preserve">the </w:t>
+      </w:r>
+      <w:r>
+        <w:rPr>
+          <w:b/>
+          <w:bCs/>
+        </w:rPr>
+        <w:t>Signal Inequality Index (SII) and Signal Coverage Index (SCI)</w:t>
+      </w:r>
+    </w:p>
+    <w:p>
+      <w:pPr>
+        <w:ind w:left="360"/>
+        <w:rPr>
+          <w:sz w:val="20"/>
+          <w:szCs w:val="18"/>
         </w:rPr>
       </w:pPr>
       <w:r>
@@ -3648,7 +4040,7 @@
                     </pic:cNvPicPr>
                   </pic:nvPicPr>
                   <pic:blipFill>
-                    <a:blip r:embed="rId16" cstate="print">
+                    <a:blip r:embed="rId18" cstate="print">
                       <a:extLst>
                         <a:ext uri="{28A0092B-C50C-407E-A947-70E740481C1C}">
                           <a14:useLocalDpi xmlns:a14="http://schemas.microsoft.com/office/drawing/2010/main" val="0"/>
@@ -3687,7 +4079,21 @@
           <w:sz w:val="22"/>
           <w:szCs w:val="20"/>
         </w:rPr>
-        <w:t xml:space="preserve">The SII and SCI plot will be automatically generated after clicking on the “Generate!” button. A table will provide the values of SII and SCI results. </w:t>
+        <w:t>The SII and SCI plot</w:t>
+      </w:r>
+      <w:r>
+        <w:rPr>
+          <w:sz w:val="22"/>
+          <w:szCs w:val="20"/>
+        </w:rPr>
+        <w:t>s</w:t>
+      </w:r>
+      <w:r>
+        <w:rPr>
+          <w:sz w:val="22"/>
+          <w:szCs w:val="20"/>
+        </w:rPr>
+        <w:t xml:space="preserve"> will be automatically generated after clicking on the “Generate!” button. A table will provide the values of SII and SCI results. </w:t>
       </w:r>
       <w:r>
         <w:rPr>
@@ -3695,6 +4101,20 @@
           <w:sz w:val="22"/>
         </w:rPr>
         <w:t>Click on the downloadable link “Download txt file for SII and SCI metrics”</w:t>
+      </w:r>
+      <w:r>
+        <w:rPr>
+          <w:rFonts w:eastAsia="DengXian"/>
+          <w:sz w:val="22"/>
+        </w:rPr>
+        <w:t>.</w:t>
+      </w:r>
+      <w:r>
+        <w:rPr>
+          <w:rFonts w:eastAsia="DengXian"/>
+          <w:sz w:val="22"/>
+        </w:rPr>
+        <w:t xml:space="preserve"> </w:t>
       </w:r>
     </w:p>
     <w:p>
@@ -3702,6 +4122,525 @@
         <w:rPr>
           <w:sz w:val="20"/>
           <w:szCs w:val="18"/>
+        </w:rPr>
+      </w:pPr>
+      <w:r>
+        <w:rPr>
+          <w:sz w:val="20"/>
+          <w:szCs w:val="18"/>
+        </w:rPr>
+        <w:br w:type="page"/>
+      </w:r>
+    </w:p>
+    <w:p>
+      <w:pPr>
+        <w:rPr>
+          <w:b/>
+          <w:bCs/>
+          <w:sz w:val="32"/>
+          <w:szCs w:val="28"/>
+        </w:rPr>
+      </w:pPr>
+      <w:r>
+        <w:rPr>
+          <w:b/>
+          <w:bCs/>
+          <w:noProof/>
+          <w:sz w:val="32"/>
+          <w:szCs w:val="28"/>
+        </w:rPr>
+        <w:lastRenderedPageBreak/>
+        <w:drawing>
+          <wp:anchor distT="0" distB="0" distL="114300" distR="114300" simplePos="0" relativeHeight="251677696" behindDoc="0" locked="0" layoutInCell="1" allowOverlap="1" wp14:anchorId="75B53A84" wp14:editId="5EA52EF7">
+            <wp:simplePos x="0" y="0"/>
+            <wp:positionH relativeFrom="column">
+              <wp:posOffset>3848574</wp:posOffset>
+            </wp:positionH>
+            <wp:positionV relativeFrom="paragraph">
+              <wp:posOffset>31115</wp:posOffset>
+            </wp:positionV>
+            <wp:extent cx="2060575" cy="3091180"/>
+            <wp:effectExtent l="19050" t="19050" r="15875" b="13970"/>
+            <wp:wrapSquare wrapText="bothSides"/>
+            <wp:docPr id="708318280" name="Picture 5"/>
+            <wp:cNvGraphicFramePr>
+              <a:graphicFrameLocks xmlns:a="http://schemas.openxmlformats.org/drawingml/2006/main" noChangeAspect="1"/>
+            </wp:cNvGraphicFramePr>
+            <a:graphic xmlns:a="http://schemas.openxmlformats.org/drawingml/2006/main">
+              <a:graphicData uri="http://schemas.openxmlformats.org/drawingml/2006/picture">
+                <pic:pic xmlns:pic="http://schemas.openxmlformats.org/drawingml/2006/picture">
+                  <pic:nvPicPr>
+                    <pic:cNvPr id="0" name="Picture 6"/>
+                    <pic:cNvPicPr>
+                      <a:picLocks noChangeAspect="1" noChangeArrowheads="1"/>
+                    </pic:cNvPicPr>
+                  </pic:nvPicPr>
+                  <pic:blipFill>
+                    <a:blip r:embed="rId19">
+                      <a:extLst>
+                        <a:ext uri="{28A0092B-C50C-407E-A947-70E740481C1C}">
+                          <a14:useLocalDpi xmlns:a14="http://schemas.microsoft.com/office/drawing/2010/main" val="0"/>
+                        </a:ext>
+                      </a:extLst>
+                    </a:blip>
+                    <a:srcRect/>
+                    <a:stretch>
+                      <a:fillRect/>
+                    </a:stretch>
+                  </pic:blipFill>
+                  <pic:spPr bwMode="auto">
+                    <a:xfrm>
+                      <a:off x="0" y="0"/>
+                      <a:ext cx="2060575" cy="3091180"/>
+                    </a:xfrm>
+                    <a:prstGeom prst="rect">
+                      <a:avLst/>
+                    </a:prstGeom>
+                    <a:noFill/>
+                    <a:ln>
+                      <a:solidFill>
+                        <a:schemeClr val="tx1"/>
+                      </a:solidFill>
+                    </a:ln>
+                  </pic:spPr>
+                </pic:pic>
+              </a:graphicData>
+            </a:graphic>
+          </wp:anchor>
+        </w:drawing>
+      </w:r>
+      <w:r>
+        <w:rPr>
+          <w:b/>
+          <w:bCs/>
+          <w:sz w:val="32"/>
+          <w:szCs w:val="28"/>
+        </w:rPr>
+        <w:t>Visualization</w:t>
+      </w:r>
+    </w:p>
+    <w:p>
+      <w:pPr>
+        <w:rPr>
+          <w:b/>
+          <w:bCs/>
+        </w:rPr>
+      </w:pPr>
+      <w:r>
+        <w:rPr>
+          <w:b/>
+          <w:bCs/>
+        </w:rPr>
+        <w:t xml:space="preserve">The signal </w:t>
+      </w:r>
+      <w:r>
+        <w:rPr>
+          <w:rFonts w:hint="eastAsia"/>
+          <w:b/>
+          <w:bCs/>
+        </w:rPr>
+        <w:t xml:space="preserve">visualization </w:t>
+      </w:r>
+      <w:r>
+        <w:rPr>
+          <w:b/>
+          <w:bCs/>
+        </w:rPr>
+        <w:t>using the stacked three-layer</w:t>
+      </w:r>
+    </w:p>
+    <w:p>
+      <w:pPr>
+        <w:ind w:left="360"/>
+        <w:rPr>
+          <w:rFonts w:eastAsia="DengXian"/>
+          <w:sz w:val="22"/>
+        </w:rPr>
+      </w:pPr>
+      <w:r>
+        <w:rPr>
+          <w:rFonts w:eastAsia="DengXian"/>
+          <w:sz w:val="22"/>
+        </w:rPr>
+        <w:t xml:space="preserve">The graphics panel presents a cumulative 3D signal figure, a 3D signal delta change figure, and a 2D secretion-signal map. </w:t>
+      </w:r>
+      <w:r>
+        <w:rPr>
+          <w:rFonts w:eastAsia="DengXian"/>
+          <w:sz w:val="22"/>
+        </w:rPr>
+        <w:t>T</w:t>
+      </w:r>
+      <w:r>
+        <w:rPr>
+          <w:rFonts w:eastAsia="DengXian"/>
+          <w:sz w:val="22"/>
+        </w:rPr>
+        <w:t xml:space="preserve">he signal delta changes, representing the increments from previous time points in the time-series data, </w:t>
+      </w:r>
+      <w:r>
+        <w:rPr>
+          <w:rFonts w:eastAsia="DengXian"/>
+          <w:sz w:val="22"/>
+        </w:rPr>
+        <w:t>will be</w:t>
+      </w:r>
+      <w:r>
+        <w:rPr>
+          <w:rFonts w:eastAsia="DengXian"/>
+          <w:sz w:val="22"/>
+        </w:rPr>
+        <w:t xml:space="preserve"> visualized using the signal interpolated heatmap layer.</w:t>
+      </w:r>
+    </w:p>
+    <w:p>
+      <w:pPr>
+        <w:ind w:left="360"/>
+        <w:rPr>
+          <w:rFonts w:eastAsia="DengXian"/>
+          <w:sz w:val="22"/>
+        </w:rPr>
+      </w:pPr>
+      <w:r>
+        <w:rPr>
+          <w:rFonts w:eastAsia="DengXian"/>
+          <w:sz w:val="22"/>
+        </w:rPr>
+        <w:t>To enhance the visualization of signal patterns, S2Map incorporat</w:t>
+      </w:r>
+      <w:r>
+        <w:rPr>
+          <w:rFonts w:eastAsia="DengXian"/>
+          <w:sz w:val="22"/>
+        </w:rPr>
+        <w:t>es</w:t>
+      </w:r>
+      <w:r>
+        <w:rPr>
+          <w:rFonts w:eastAsia="DengXian"/>
+          <w:sz w:val="22"/>
+        </w:rPr>
+        <w:t xml:space="preserve"> </w:t>
+      </w:r>
+      <w:r>
+        <w:rPr>
+          <w:rFonts w:eastAsia="DengXian" w:hint="eastAsia"/>
+          <w:sz w:val="22"/>
+        </w:rPr>
+        <w:t>s</w:t>
+      </w:r>
+      <w:r>
+        <w:rPr>
+          <w:rFonts w:eastAsia="DengXian"/>
+          <w:sz w:val="22"/>
+        </w:rPr>
+        <w:t>ignal interpolated heatmap’s contour line layer</w:t>
+      </w:r>
+      <w:r>
+        <w:rPr>
+          <w:rFonts w:eastAsia="DengXian" w:hint="eastAsia"/>
+          <w:sz w:val="22"/>
+        </w:rPr>
+        <w:t xml:space="preserve">, showing </w:t>
+      </w:r>
+      <w:r>
+        <w:rPr>
+          <w:rFonts w:eastAsia="DengXian"/>
+          <w:sz w:val="22"/>
+        </w:rPr>
+        <w:t>both cumulative signal and signal delta change’</w:t>
+      </w:r>
+      <w:r>
+        <w:rPr>
+          <w:rFonts w:eastAsia="DengXian" w:hint="eastAsia"/>
+          <w:sz w:val="22"/>
+        </w:rPr>
+        <w:t>s contour lines</w:t>
+      </w:r>
+      <w:r>
+        <w:rPr>
+          <w:rFonts w:eastAsia="DengXian"/>
+          <w:sz w:val="22"/>
+        </w:rPr>
+        <w:t xml:space="preserve">. </w:t>
+      </w:r>
+      <w:r>
+        <w:rPr>
+          <w:rFonts w:eastAsia="DengXian"/>
+          <w:sz w:val="22"/>
+        </w:rPr>
+        <w:t>T</w:t>
+      </w:r>
+      <w:r>
+        <w:rPr>
+          <w:rFonts w:eastAsia="DengXian"/>
+          <w:sz w:val="22"/>
+        </w:rPr>
+        <w:t xml:space="preserve">he same procedure </w:t>
+      </w:r>
+      <w:r>
+        <w:rPr>
+          <w:rFonts w:eastAsia="DengXian"/>
+          <w:sz w:val="22"/>
+        </w:rPr>
+        <w:t xml:space="preserve">is </w:t>
+      </w:r>
+      <w:r>
+        <w:rPr>
+          <w:rFonts w:eastAsia="DengXian"/>
+          <w:sz w:val="22"/>
+        </w:rPr>
+        <w:t xml:space="preserve">used for the signal interpolated heatmap layer to generate the signal surface. Based on the gradient in the signal surface, contour lines </w:t>
+      </w:r>
+      <w:r>
+        <w:rPr>
+          <w:rFonts w:eastAsia="DengXian"/>
+          <w:sz w:val="22"/>
+        </w:rPr>
+        <w:t>are</w:t>
+      </w:r>
+      <w:r>
+        <w:rPr>
+          <w:rFonts w:eastAsia="DengXian"/>
+          <w:sz w:val="22"/>
+        </w:rPr>
+        <w:t xml:space="preserve"> created to stratify potential signal patterns at different cutoffs. These contour lines allow users to preview the signal patterns and adjust the signal </w:t>
+      </w:r>
+      <w:proofErr w:type="gramStart"/>
+      <w:r>
+        <w:rPr>
+          <w:rFonts w:eastAsia="DengXian"/>
+          <w:sz w:val="22"/>
+        </w:rPr>
+        <w:t>cutoff</w:t>
+      </w:r>
+      <w:proofErr w:type="gramEnd"/>
+      <w:r>
+        <w:rPr>
+          <w:rFonts w:eastAsia="DengXian"/>
+          <w:sz w:val="22"/>
+        </w:rPr>
+        <w:t xml:space="preserve"> accordingly, effectively zeroing out regions considered as noise.</w:t>
+      </w:r>
+    </w:p>
+    <w:p>
+      <w:pPr>
+        <w:ind w:left="360"/>
+        <w:rPr>
+          <w:rFonts w:eastAsia="DengXian"/>
+          <w:sz w:val="22"/>
+        </w:rPr>
+      </w:pPr>
+      <w:r>
+        <w:rPr>
+          <w:rFonts w:eastAsia="DengXian"/>
+          <w:sz w:val="22"/>
+        </w:rPr>
+        <w:t>The signal velocity</w:t>
+      </w:r>
+      <w:r>
+        <w:rPr>
+          <w:rFonts w:eastAsia="DengXian" w:hint="eastAsia"/>
+          <w:sz w:val="22"/>
+        </w:rPr>
+        <w:t xml:space="preserve"> layer</w:t>
+      </w:r>
+      <w:r>
+        <w:rPr>
+          <w:rFonts w:eastAsia="DengXian"/>
+          <w:sz w:val="22"/>
+        </w:rPr>
+        <w:t xml:space="preserve"> is </w:t>
+      </w:r>
+      <w:r>
+        <w:rPr>
+          <w:rFonts w:eastAsia="DengXian" w:hint="eastAsia"/>
+          <w:sz w:val="22"/>
+        </w:rPr>
+        <w:t xml:space="preserve">based on </w:t>
+      </w:r>
+      <w:r>
+        <w:rPr>
+          <w:rFonts w:eastAsia="DengXian"/>
+          <w:sz w:val="22"/>
+        </w:rPr>
+        <w:t xml:space="preserve">a metric that gauges the direction of signal flow potential within dissymmetrical signal patterns. </w:t>
+      </w:r>
+      <w:r>
+        <w:rPr>
+          <w:rFonts w:eastAsia="DengXian" w:hint="eastAsia"/>
+          <w:sz w:val="22"/>
+        </w:rPr>
+        <w:t xml:space="preserve">S2Map </w:t>
+      </w:r>
+      <w:r>
+        <w:rPr>
+          <w:rFonts w:eastAsia="DengXian"/>
+          <w:sz w:val="22"/>
+        </w:rPr>
+        <w:t>grant</w:t>
+      </w:r>
+      <w:r>
+        <w:rPr>
+          <w:rFonts w:eastAsia="DengXian"/>
+          <w:sz w:val="22"/>
+        </w:rPr>
+        <w:t>s</w:t>
+      </w:r>
+      <w:r>
+        <w:rPr>
+          <w:rFonts w:eastAsia="DengXian"/>
+          <w:sz w:val="22"/>
+        </w:rPr>
+        <w:t xml:space="preserve"> users to select the number of hotspots, such as peaks and valleys, based on the order of all signals. Subsequently, </w:t>
+      </w:r>
+      <w:r>
+        <w:rPr>
+          <w:rFonts w:eastAsia="DengXian" w:hint="eastAsia"/>
+          <w:sz w:val="22"/>
+        </w:rPr>
+        <w:t xml:space="preserve">S2Map </w:t>
+      </w:r>
+      <w:r>
+        <w:rPr>
+          <w:rFonts w:eastAsia="DengXian"/>
+          <w:sz w:val="22"/>
+        </w:rPr>
+        <w:t>mask</w:t>
+      </w:r>
+      <w:r>
+        <w:rPr>
+          <w:rFonts w:eastAsia="DengXian"/>
+          <w:sz w:val="22"/>
+        </w:rPr>
+        <w:t>s</w:t>
+      </w:r>
+      <w:r>
+        <w:rPr>
+          <w:rFonts w:eastAsia="DengXian"/>
+          <w:sz w:val="22"/>
+        </w:rPr>
+        <w:t xml:space="preserve"> the other grid to generate </w:t>
+      </w:r>
+      <w:r>
+        <w:rPr>
+          <w:rFonts w:eastAsia="DengXian" w:hint="eastAsia"/>
+          <w:sz w:val="22"/>
+        </w:rPr>
+        <w:t xml:space="preserve">the </w:t>
+      </w:r>
+      <w:r>
+        <w:rPr>
+          <w:rFonts w:eastAsia="DengXian"/>
+          <w:sz w:val="22"/>
+        </w:rPr>
+        <w:t>gradient</w:t>
+      </w:r>
+      <w:r>
+        <w:rPr>
+          <w:rFonts w:eastAsia="DengXian" w:hint="eastAsia"/>
+          <w:sz w:val="22"/>
+        </w:rPr>
+        <w:t>s</w:t>
+      </w:r>
+      <w:r>
+        <w:rPr>
+          <w:rFonts w:eastAsia="DengXian"/>
+          <w:sz w:val="22"/>
+        </w:rPr>
+        <w:t>. After obtaining the smoothed signals, the smoothed signal gradients</w:t>
+      </w:r>
+      <w:r>
+        <w:rPr>
+          <w:rFonts w:eastAsia="DengXian"/>
+          <w:sz w:val="22"/>
+        </w:rPr>
+        <w:t xml:space="preserve"> are calculated</w:t>
+      </w:r>
+      <w:r>
+        <w:rPr>
+          <w:rFonts w:eastAsia="DengXian"/>
+          <w:sz w:val="22"/>
+        </w:rPr>
+        <w:t xml:space="preserve"> in a </w:t>
+      </w:r>
+      <w:r>
+        <w:rPr>
+          <w:rFonts w:eastAsia="DengXian" w:hint="eastAsia"/>
+          <w:sz w:val="22"/>
+        </w:rPr>
+        <w:t>2D</w:t>
+      </w:r>
+      <w:r>
+        <w:rPr>
+          <w:rFonts w:eastAsia="DengXian"/>
+          <w:sz w:val="22"/>
+        </w:rPr>
+        <w:t xml:space="preserve"> array. These gradients </w:t>
+      </w:r>
+      <w:r>
+        <w:rPr>
+          <w:rFonts w:eastAsia="DengXian"/>
+          <w:sz w:val="22"/>
+        </w:rPr>
+        <w:t>are</w:t>
+      </w:r>
+      <w:r>
+        <w:rPr>
+          <w:rFonts w:eastAsia="DengXian"/>
+          <w:sz w:val="22"/>
+        </w:rPr>
+        <w:t xml:space="preserve"> visualized in the stream plot by associating the peak-hotspot positions with the starting points of the arrows using the </w:t>
+      </w:r>
+      <w:proofErr w:type="spellStart"/>
+      <w:r>
+        <w:rPr>
+          <w:rFonts w:eastAsia="DengXian"/>
+          <w:sz w:val="22"/>
+        </w:rPr>
+        <w:t>streamplot</w:t>
+      </w:r>
+      <w:proofErr w:type="spellEnd"/>
+      <w:r>
+        <w:rPr>
+          <w:rFonts w:eastAsia="DengXian"/>
+          <w:sz w:val="22"/>
+        </w:rPr>
+        <w:t xml:space="preserve"> function of the matplotlib library. Consequently, the signal velocity can be depicted as arrows pointing from the signal peaks to the valleys on a </w:t>
+      </w:r>
+      <w:proofErr w:type="gramStart"/>
+      <w:r>
+        <w:rPr>
+          <w:rFonts w:eastAsia="DengXian"/>
+          <w:sz w:val="22"/>
+        </w:rPr>
+        <w:t>smoothed</w:t>
+      </w:r>
+      <w:proofErr w:type="gramEnd"/>
+      <w:r>
+        <w:rPr>
+          <w:rFonts w:eastAsia="DengXian"/>
+          <w:sz w:val="22"/>
+        </w:rPr>
+        <w:t xml:space="preserve"> signal surface.</w:t>
+      </w:r>
+    </w:p>
+    <w:p>
+      <w:pPr>
+        <w:ind w:left="360"/>
+        <w:rPr>
+          <w:rFonts w:eastAsia="DengXian"/>
+          <w:sz w:val="22"/>
+        </w:rPr>
+      </w:pPr>
+    </w:p>
+    <w:p>
+      <w:pPr>
+        <w:rPr>
+          <w:b/>
+          <w:bCs/>
+          <w:sz w:val="32"/>
+          <w:szCs w:val="28"/>
         </w:rPr>
       </w:pPr>
     </w:p>
@@ -3716,7 +4655,7 @@
 </file>
 
 <file path=word/numbering.xml><?xml version="1.0" encoding="utf-8"?>
-<w:numbering xmlns:wpc="http://schemas.microsoft.com/office/word/2010/wordprocessingCanvas" xmlns:cx="http://schemas.microsoft.com/office/drawing/2014/chartex" xmlns:cx1="http://schemas.microsoft.com/office/drawing/2015/9/8/chartex" xmlns:cx2="http://schemas.microsoft.com/office/drawing/2015/10/21/chartex" xmlns:cx3="http://schemas.microsoft.com/office/drawing/2016/5/9/chartex" xmlns:cx4="http://schemas.microsoft.com/office/drawing/2016/5/10/chartex" xmlns:cx5="http://schemas.microsoft.com/office/drawing/2016/5/11/chartex" xmlns:cx6="http://schemas.microsoft.com/office/drawing/2016/5/12/chartex" xmlns:cx7="http://schemas.microsoft.com/office/drawing/2016/5/13/chartex" xmlns:cx8="http://schemas.microsoft.com/office/drawing/2016/5/14/chartex" xmlns:mc="http://schemas.openxmlformats.org/markup-compatibility/2006" xmlns:aink="http://schemas.microsoft.com/office/drawing/2016/ink" xmlns:am3d="http://schemas.microsoft.com/office/drawing/2017/model3d" xmlns:o="urn:schemas-microsoft-com:office:office" xmlns:oel="http://schemas.microsoft.com/office/2019/extlst" xmlns:r="http://schemas.openxmlformats.org/officeDocument/2006/relationships" xmlns:m="http://schemas.openxmlformats.org/officeDocument/2006/math" xmlns:v="urn:schemas-microsoft-com:vml" xmlns:wp14="http://schemas.microsoft.com/office/word/2010/wordprocessingDrawing" xmlns:wp="http://schemas.openxmlformats.org/drawingml/2006/wordprocessingDrawing" xmlns:w10="urn:schemas-microsoft-com:office:word" xmlns:w="http://schemas.openxmlformats.org/wordprocessingml/2006/main" xmlns:w14="http://schemas.microsoft.com/office/word/2010/wordml" xmlns:w15="http://schemas.microsoft.com/office/word/2012/wordml" xmlns:w16cex="http://schemas.microsoft.com/office/word/2018/wordml/cex" xmlns:w16cid="http://schemas.microsoft.com/office/word/2016/wordml/cid" xmlns:w16="http://schemas.microsoft.com/office/word/2018/wordml" xmlns:w16du="http://schemas.microsoft.com/office/word/2023/wordml/word16du" xmlns:w16sdtdh="http://schemas.microsoft.com/office/word/2020/wordml/sdtdatahash" xmlns:w16se="http://schemas.microsoft.com/office/word/2015/wordml/symex" xmlns:wpg="http://schemas.microsoft.com/office/word/2010/wordprocessingGroup" xmlns:wpi="http://schemas.microsoft.com/office/word/2010/wordprocessingInk" xmlns:wne="http://schemas.microsoft.com/office/word/2006/wordml" xmlns:wps="http://schemas.microsoft.com/office/word/2010/wordprocessingShape" mc:Ignorable="w14 w15 w16se w16cid w16 w16cex w16sdtdh w16du wp14">
+<w:numbering xmlns:wpc="http://schemas.microsoft.com/office/word/2010/wordprocessingCanvas" xmlns:cx="http://schemas.microsoft.com/office/drawing/2014/chartex" xmlns:cx1="http://schemas.microsoft.com/office/drawing/2015/9/8/chartex" xmlns:cx2="http://schemas.microsoft.com/office/drawing/2015/10/21/chartex" xmlns:cx3="http://schemas.microsoft.com/office/drawing/2016/5/9/chartex" xmlns:cx4="http://schemas.microsoft.com/office/drawing/2016/5/10/chartex" xmlns:cx5="http://schemas.microsoft.com/office/drawing/2016/5/11/chartex" xmlns:cx6="http://schemas.microsoft.com/office/drawing/2016/5/12/chartex" xmlns:cx7="http://schemas.microsoft.com/office/drawing/2016/5/13/chartex" xmlns:cx8="http://schemas.microsoft.com/office/drawing/2016/5/14/chartex" xmlns:mc="http://schemas.openxmlformats.org/markup-compatibility/2006" xmlns:aink="http://schemas.microsoft.com/office/drawing/2016/ink" xmlns:am3d="http://schemas.microsoft.com/office/drawing/2017/model3d" xmlns:o="urn:schemas-microsoft-com:office:office" xmlns:oel="http://schemas.microsoft.com/office/2019/extlst" xmlns:r="http://schemas.openxmlformats.org/officeDocument/2006/relationships" xmlns:m="http://schemas.openxmlformats.org/officeDocument/2006/math" xmlns:v="urn:schemas-microsoft-com:vml" xmlns:wp14="http://schemas.microsoft.com/office/word/2010/wordprocessingDrawing" xmlns:wp="http://schemas.openxmlformats.org/drawingml/2006/wordprocessingDrawing" xmlns:w10="urn:schemas-microsoft-com:office:word" xmlns:w="http://schemas.openxmlformats.org/wordprocessingml/2006/main" xmlns:w14="http://schemas.microsoft.com/office/word/2010/wordml" xmlns:w15="http://schemas.microsoft.com/office/word/2012/wordml" xmlns:w16cex="http://schemas.microsoft.com/office/word/2018/wordml/cex" xmlns:w16cid="http://schemas.microsoft.com/office/word/2016/wordml/cid" xmlns:w16="http://schemas.microsoft.com/office/word/2018/wordml" xmlns:w16du="http://schemas.microsoft.com/office/word/2023/wordml/word16du" xmlns:w16sdtdh="http://schemas.microsoft.com/office/word/2020/wordml/sdtdatahash" xmlns:w16sdtfl="http://schemas.microsoft.com/office/word/2024/wordml/sdtformatlock" xmlns:w16se="http://schemas.microsoft.com/office/word/2015/wordml/symex" xmlns:wpg="http://schemas.microsoft.com/office/word/2010/wordprocessingGroup" xmlns:wpi="http://schemas.microsoft.com/office/word/2010/wordprocessingInk" xmlns:wne="http://schemas.microsoft.com/office/word/2006/wordml" xmlns:wps="http://schemas.microsoft.com/office/word/2010/wordprocessingShape" mc:Ignorable="w14 w15 w16se w16cid w16 w16cex w16sdtdh w16sdtfl w16du wp14">
   <w:abstractNum w:abstractNumId="0" w15:restartNumberingAfterBreak="0">
     <w:nsid w:val="159B7E7A"/>
     <w:multiLevelType w:val="hybridMultilevel"/>
@@ -4757,7 +5696,7 @@
 </file>
 
 <file path=word/styles.xml><?xml version="1.0" encoding="utf-8"?>
-<w:styles xmlns:mc="http://schemas.openxmlformats.org/markup-compatibility/2006" xmlns:r="http://schemas.openxmlformats.org/officeDocument/2006/relationships" xmlns:w="http://schemas.openxmlformats.org/wordprocessingml/2006/main" xmlns:w14="http://schemas.microsoft.com/office/word/2010/wordml" xmlns:w15="http://schemas.microsoft.com/office/word/2012/wordml" xmlns:w16cex="http://schemas.microsoft.com/office/word/2018/wordml/cex" xmlns:w16cid="http://schemas.microsoft.com/office/word/2016/wordml/cid" xmlns:w16="http://schemas.microsoft.com/office/word/2018/wordml" xmlns:w16du="http://schemas.microsoft.com/office/word/2023/wordml/word16du" xmlns:w16sdtdh="http://schemas.microsoft.com/office/word/2020/wordml/sdtdatahash" xmlns:w16se="http://schemas.microsoft.com/office/word/2015/wordml/symex" mc:Ignorable="w14 w15 w16se w16cid w16 w16cex w16sdtdh w16du">
+<w:styles xmlns:mc="http://schemas.openxmlformats.org/markup-compatibility/2006" xmlns:r="http://schemas.openxmlformats.org/officeDocument/2006/relationships" xmlns:w="http://schemas.openxmlformats.org/wordprocessingml/2006/main" xmlns:w14="http://schemas.microsoft.com/office/word/2010/wordml" xmlns:w15="http://schemas.microsoft.com/office/word/2012/wordml" xmlns:w16cex="http://schemas.microsoft.com/office/word/2018/wordml/cex" xmlns:w16cid="http://schemas.microsoft.com/office/word/2016/wordml/cid" xmlns:w16="http://schemas.microsoft.com/office/word/2018/wordml" xmlns:w16du="http://schemas.microsoft.com/office/word/2023/wordml/word16du" xmlns:w16sdtdh="http://schemas.microsoft.com/office/word/2020/wordml/sdtdatahash" xmlns:w16sdtfl="http://schemas.microsoft.com/office/word/2024/wordml/sdtformatlock" xmlns:w16se="http://schemas.microsoft.com/office/word/2015/wordml/symex" mc:Ignorable="w14 w15 w16se w16cid w16 w16cex w16sdtdh w16sdtfl w16du">
   <w:docDefaults>
     <w:rPrDefault>
       <w:rPr>
@@ -4775,7 +5714,7 @@
   </w:docDefaults>
   <w:latentStyles w:defLockedState="0" w:defUIPriority="99" w:defSemiHidden="0" w:defUnhideWhenUsed="0" w:defQFormat="0" w:count="376">
     <w:lsdException w:name="Normal" w:uiPriority="0" w:qFormat="1"/>
-    <w:lsdException w:name="heading 1" w:uiPriority="9" w:qFormat="1"/>
+    <w:lsdException w:name="heading 1" w:uiPriority="0" w:qFormat="1"/>
     <w:lsdException w:name="heading 2" w:semiHidden="1" w:uiPriority="9" w:unhideWhenUsed="1" w:qFormat="1"/>
     <w:lsdException w:name="heading 3" w:semiHidden="1" w:uiPriority="9" w:unhideWhenUsed="1" w:qFormat="1"/>
     <w:lsdException w:name="heading 4" w:semiHidden="1" w:uiPriority="9" w:unhideWhenUsed="1" w:qFormat="1"/>
@@ -5154,7 +6093,7 @@
   <w:style w:type="paragraph" w:default="1" w:styleId="Normal">
     <w:name w:val="Normal"/>
     <w:qFormat/>
-    <w:rsid w:val="001D75AD"/>
+    <w:rsid w:val="00624411"/>
     <w:rPr>
       <w:rFonts w:ascii="Times New Roman" w:hAnsi="Times New Roman"/>
       <w:sz w:val="24"/>
@@ -5166,7 +6105,6 @@
     <w:next w:val="Normal"/>
     <w:link w:val="Heading1Char"/>
     <w:autoRedefine/>
-    <w:uiPriority w:val="9"/>
     <w:qFormat/>
     <w:rsid w:val="00DD0EAE"/>
     <w:pPr>
@@ -5362,7 +6300,6 @@
   <w:style w:type="character" w:default="1" w:styleId="DefaultParagraphFont">
     <w:name w:val="Default Paragraph Font"/>
     <w:uiPriority w:val="1"/>
-    <w:semiHidden/>
     <w:unhideWhenUsed/>
   </w:style>
   <w:style w:type="table" w:default="1" w:styleId="TableNormal">
@@ -5694,6 +6631,48 @@
       <w:color w:val="666666"/>
     </w:rPr>
   </w:style>
+  <w:style w:type="character" w:styleId="Hyperlink">
+    <w:name w:val="Hyperlink"/>
+    <w:basedOn w:val="DefaultParagraphFont"/>
+    <w:uiPriority w:val="99"/>
+    <w:semiHidden/>
+    <w:unhideWhenUsed/>
+    <w:rsid w:val="003355E2"/>
+    <w:rPr>
+      <w:color w:val="0000FF"/>
+      <w:u w:val="single"/>
+    </w:rPr>
+  </w:style>
+  <w:style w:type="paragraph" w:customStyle="1" w:styleId="para">
+    <w:name w:val="para"/>
+    <w:basedOn w:val="Normal"/>
+    <w:link w:val="paraChar"/>
+    <w:qFormat/>
+    <w:rsid w:val="00B15174"/>
+    <w:pPr>
+      <w:spacing w:after="0" w:line="220" w:lineRule="exact"/>
+      <w:ind w:firstLine="170"/>
+      <w:jc w:val="both"/>
+    </w:pPr>
+    <w:rPr>
+      <w:rFonts w:cs="Times New Roman"/>
+      <w:sz w:val="16"/>
+      <w:szCs w:val="16"/>
+      <w:lang w:eastAsia="en-US"/>
+    </w:rPr>
+  </w:style>
+  <w:style w:type="character" w:customStyle="1" w:styleId="paraChar">
+    <w:name w:val="para Char"/>
+    <w:basedOn w:val="DefaultParagraphFont"/>
+    <w:link w:val="para"/>
+    <w:rsid w:val="00B15174"/>
+    <w:rPr>
+      <w:rFonts w:ascii="Times New Roman" w:hAnsi="Times New Roman" w:cs="Times New Roman"/>
+      <w:sz w:val="16"/>
+      <w:szCs w:val="16"/>
+      <w:lang w:eastAsia="en-US"/>
+    </w:rPr>
+  </w:style>
 </w:styles>
 </file>
 
